--- a/outputs/a18/a18_ficha_funcional.docx
+++ b/outputs/a18/a18_ficha_funcional.docx
@@ -578,7 +578,7 @@
           </w:tcPr>
           <w:p ns2:paraId="40956F30" ns2:textId="77777777">
             <w:r>
-              <w:t xml:space="preserve">Modo predict inline y predict batch (idéntico cálculo, solo cambia el transporte del panel -- JSON o CSV): se aporta un panel mensual de al menos 12 meses consecutivos por cada combinación CCAA-Producto que se quiera predecir (Fecha, CCAA, Producto, Poblacion, RentaHogar, CONSUMO X CAPITA, PENETRACION (%), PRECIO MEDIO KG). Opcionalmente se puede aportar también el histórico de las CCAA vecinas para que el lag espacial use su valor real; si no se aporta, el servicio usa el propio valor de la CCAA como alternativa razonable (mismo comportamiento que el código original, documentado explícitamente en la memoria). El servicio genera automáticamente la fila del mes siguiente a predecir -- no hace falta aportarla. No hay modo de reentrenamiento por usuario (ver limitaciones): el procedimiento de entrenamiento entregado siempre reentrena sobre el mismo histórico bundled del equipo de IA.</w:t>
+              <w:t xml:space="preserve">Modo predict inline y predict batch (idéntico cálculo, solo cambia el transporte del panel -- JSON o CSV): se aporta un panel mensual de al menos 12 meses consecutivos por cada combinación CCAA-Producto que se quiera predecir (Fecha, CCAA, Producto, Poblacion, RentaHogar, CONSUMO X CAPITA, PENETRACION (%), PRECIO MEDIO KG). Opcionalmente se puede aportar también el histórico de las CCAA vecinas para que el lag espacial use su valor real; si no se aporta, el servicio usa el propio valor de la CCAA como alternativa razonable (mismo comportamiento que el código original, documentado explícitamente en la memoria). El servicio genera automáticamente la fila del mes siguiente a predecir -- no hace falta aportarla. También admite reentrenamiento por usuario (/train): con un CSV en el mismo formato que el dataset de modelado del equipo de IA, repite su procedimiento completo (GRU desde cero, split temporal 70/15/15, parada temprana) y guarda el modelo resultante en MLflow, sin sustituir nunca el modelo base.</w:t>
             </w:r>
           </w:p>
         </w:tc>
@@ -1220,7 +1220,7 @@
     </w:p>
     <w:p ns2:paraId="36E72011" ns2:textId="77777777">
       <w:r>
-        <w:t xml:space="preserve">•  No permite reentrenamiento con datos propios del usuario -- solo existe el artefacto fijo entregado por el equipo de IA.</w:t>
+        <w:t xml:space="preserve">•  No sustituye automáticamente el modelo base al reentrenar: el modelo reentrenado solo se usa si se indica su run de MLflow.</w:t>
       </w:r>
     </w:p>
     <w:p ns2:paraId="36E72011" ns2:textId="77777777">
@@ -1870,7 +1870,7 @@
           </w:tcPr>
           <w:p ns2:paraId="4308B354" ns2:textId="77777777">
             <w:r>
-              <w:t xml:space="preserve">Sin reentrenamiento por usuario</w:t>
+              <w:t xml:space="preserve">Reentrenamiento: requisitos y coste</w:t>
             </w:r>
           </w:p>
         </w:tc>
@@ -1893,7 +1893,7 @@
           </w:tcPr>
           <w:p ns2:paraId="3FD46393" ns2:textId="77777777">
             <w:r>
-              <w:t xml:space="preserve">El procedimiento de entrenamiento entregado por el equipo de IA no acepta ningún dato de cliente: siempre reentrena sobre el mismo histórico fijo bundled, solo permite variar hiperparámetros editando config.yaml. El endpoint /train de este servicio devuelve explícitamente 'no soportado' (HTTP 501).</w:t>
+              <w:t xml:space="preserve">El reentrenamiento por usuario repite el procedimiento del equipo de IA desde cero (no ajuste fino) y necesita un histórico mensual en el formato del dataset de modelado con suficientes fechas para el split temporal 70/15/15 y más de 12 meses por combinación CCAA-Producto. Con el dataset completo tarda unos 2,5 minutos en CPU dentro de la petición. El modelo reentrenado solo se guarda en MLflow y se usa indicando su run; el modelo base no cambia.</w:t>
             </w:r>
           </w:p>
         </w:tc>

--- a/outputs/a18/a18_ficha_funcional.docx
+++ b/outputs/a18/a18_ficha_funcional.docx
@@ -1,8 +1,8 @@
 
 <file path=word/document.xml><?xml version="1.0" encoding="utf-8"?>
-<w:document xmlns:w="http://schemas.openxmlformats.org/wordprocessingml/2006/main" xmlns:ns1="http://schemas.openxmlformats.org/markup-compatibility/2006" xmlns:ns2="http://schemas.microsoft.com/office/word/2010/wordml" xmlns:ns3="http://schemas.openxmlformats.org/drawingml/2006/wordprocessingDrawing" xmlns:ns4="http://schemas.microsoft.com/office/word/2010/wordprocessingDrawing" xmlns:ns5="http://schemas.openxmlformats.org/drawingml/2006/main" xmlns:ns6="http://schemas.openxmlformats.org/drawingml/2006/picture" xmlns:ns7="http://schemas.openxmlformats.org/officeDocument/2006/relationships" xmlns:w15="http://schemas.microsoft.com/office/word/2012/wordml" xmlns:w16="http://schemas.microsoft.com/office/word/2018/wordml" xmlns:w16cex="http://schemas.microsoft.com/office/word/2018/wordml/cex" xmlns:w16cid="http://schemas.microsoft.com/office/word/2016/wordml/cid" xmlns:w16du="http://schemas.microsoft.com/office/word/2023/wordml/word16du" xmlns:w16se="http://schemas.microsoft.com/office/word/2015/wordml/symex" xmlns:w16sdtfl="http://schemas.microsoft.com/office/word/2020/wordml/sdtdatahash" xmlns:w16sdtdh="http://schemas.microsoft.com/office/word/2020/wordml/sdtdatahash" xmlns:w14="http://schemas.microsoft.com/office/word/2010/wordml" xmlns:wp14="http://schemas.microsoft.com/office/word/2010/wordprocessingDrawing" ns1:Ignorable="w14 w15 w16se w16cid w16 w16cex w16sdtdh w16sdtfl w16du wp14">
+<w:document xmlns:wpc="http://schemas.microsoft.com/office/word/2010/wordprocessingCanvas" xmlns:cx="http://schemas.microsoft.com/office/drawing/2014/chartex" xmlns:cx1="http://schemas.microsoft.com/office/drawing/2015/9/8/chartex" xmlns:cx2="http://schemas.microsoft.com/office/drawing/2015/10/21/chartex" xmlns:cx3="http://schemas.microsoft.com/office/drawing/2016/5/9/chartex" xmlns:cx4="http://schemas.microsoft.com/office/drawing/2016/5/10/chartex" xmlns:cx5="http://schemas.microsoft.com/office/drawing/2016/5/11/chartex" xmlns:cx6="http://schemas.microsoft.com/office/drawing/2016/5/12/chartex" xmlns:cx7="http://schemas.microsoft.com/office/drawing/2016/5/13/chartex" xmlns:cx8="http://schemas.microsoft.com/office/drawing/2016/5/14/chartex" xmlns:mc="http://schemas.openxmlformats.org/markup-compatibility/2006" xmlns:aink="http://schemas.microsoft.com/office/drawing/2016/ink" xmlns:am3d="http://schemas.microsoft.com/office/drawing/2017/model3d" xmlns:o="urn:schemas-microsoft-com:office:office" xmlns:oel="http://schemas.microsoft.com/office/2019/extlst" xmlns:r="http://schemas.openxmlformats.org/officeDocument/2006/relationships" xmlns:m="http://schemas.openxmlformats.org/officeDocument/2006/math" xmlns:v="urn:schemas-microsoft-com:vml" xmlns:wp14="http://schemas.microsoft.com/office/word/2010/wordprocessingDrawing" xmlns:wp="http://schemas.openxmlformats.org/drawingml/2006/wordprocessingDrawing" xmlns:w10="urn:schemas-microsoft-com:office:word" xmlns:w="http://schemas.openxmlformats.org/wordprocessingml/2006/main" xmlns:w14="http://schemas.microsoft.com/office/word/2010/wordml" xmlns:w15="http://schemas.microsoft.com/office/word/2012/wordml" xmlns:w16cex="http://schemas.microsoft.com/office/word/2018/wordml/cex" xmlns:w16cid="http://schemas.microsoft.com/office/word/2016/wordml/cid" xmlns:w16="http://schemas.microsoft.com/office/word/2018/wordml" xmlns:w16du="http://schemas.microsoft.com/office/word/2023/wordml/word16du" xmlns:w16sdtdh="http://schemas.microsoft.com/office/word/2020/wordml/sdtdatahash" xmlns:w16sdtfl="http://schemas.microsoft.com/office/word/2024/wordml/sdtformatlock" xmlns:w16se="http://schemas.microsoft.com/office/word/2015/wordml/symex" xmlns:wpg="http://schemas.microsoft.com/office/word/2010/wordprocessingGroup" xmlns:wpi="http://schemas.microsoft.com/office/word/2010/wordprocessingInk" xmlns:wne="http://schemas.microsoft.com/office/word/2006/wordml" xmlns:wps="http://schemas.microsoft.com/office/word/2010/wordprocessingShape" mc:Ignorable="w14 w15 w16se w16cid w16 w16cex w16sdtdh w16sdtfl w16du wp14">
   <w:body>
-    <w:p ns2:paraId="106243A3" ns2:textId="77777777">
+    <w:p>
       <w:pPr>
         <w:widowControl w:val="0"/>
         <w:pBdr>
@@ -15,120 +15,120 @@
         <w:spacing w:after="0" w:line="276" w:lineRule="auto"/>
       </w:pPr>
     </w:p>
-    <w:p ns2:paraId="24C99032" ns2:textId="77777777">
+    <w:p>
       <w:r>
         <w:rPr>
           <w:noProof/>
         </w:rPr>
         <w:drawing>
-          <ns3:anchor distT="0" distB="0" distL="114300" distR="114300" simplePos="0" relativeHeight="251658240" behindDoc="0" locked="0" layoutInCell="1" hidden="0" allowOverlap="1" ns4:anchorId="6DA82D87" ns4:editId="67E776CC">
-            <ns3:simplePos x="0" y="0"/>
-            <ns3:positionH relativeFrom="column">
-              <ns3:posOffset>590550</ns3:posOffset>
-            </ns3:positionH>
-            <ns3:positionV relativeFrom="paragraph">
-              <ns3:posOffset>0</ns3:posOffset>
-            </ns3:positionV>
-            <ns3:extent cx="3373120" cy="2032000"/>
-            <ns3:effectExtent l="0" t="0" r="0" b="0"/>
-            <ns3:wrapSquare wrapText="bothSides" distT="0" distB="0" distL="114300" distR="114300"/>
-            <ns3:docPr id="1001" name="image5.jpg" descr="A logo with green leaves  AI-generated content may be incorrect."/>
-            <ns3:cNvGraphicFramePr/>
-            <ns5:graphic>
-              <ns5:graphicData uri="http://schemas.openxmlformats.org/drawingml/2006/picture">
-                <ns6:pic>
-                  <ns6:nvPicPr>
-                    <ns6:cNvPr id="0" name="image5.jpg" descr="A logo with green leaves  AI-generated content may be incorrect."/>
-                    <ns6:cNvPicPr preferRelativeResize="0"/>
-                  </ns6:nvPicPr>
-                  <ns6:blipFill>
-                    <ns5:blip ns7:embed="rId9"/>
-                    <ns5:srcRect/>
-                    <ns5:stretch>
-                      <ns5:fillRect/>
-                    </ns5:stretch>
-                  </ns6:blipFill>
-                  <ns6:spPr>
-                    <ns5:xfrm>
-                      <ns5:off x="0" y="0"/>
-                      <ns5:ext cx="3373120" cy="2032000"/>
-                    </ns5:xfrm>
-                    <ns5:prstGeom prst="rect">
-                      <ns5:avLst/>
-                    </ns5:prstGeom>
-                    <ns5:ln/>
-                  </ns6:spPr>
-                </ns6:pic>
-              </ns5:graphicData>
-            </ns5:graphic>
-          </ns3:anchor>
+          <wp:anchor distT="0" distB="0" distL="114300" distR="114300" simplePos="0" relativeHeight="251658240" behindDoc="0" locked="0" layoutInCell="1" hidden="0" allowOverlap="1" wp14:anchorId="6DA82D87" wp14:editId="67E776CC">
+            <wp:simplePos x="0" y="0"/>
+            <wp:positionH relativeFrom="column">
+              <wp:posOffset>590550</wp:posOffset>
+            </wp:positionH>
+            <wp:positionV relativeFrom="paragraph">
+              <wp:posOffset>0</wp:posOffset>
+            </wp:positionV>
+            <wp:extent cx="3373120" cy="2032000"/>
+            <wp:effectExtent l="0" t="0" r="0" b="0"/>
+            <wp:wrapSquare wrapText="bothSides" distT="0" distB="0" distL="114300" distR="114300"/>
+            <wp:docPr id="1001" name="image5.jpg" descr="A logo with green leaves  AI-generated content may be incorrect."/>
+            <wp:cNvGraphicFramePr/>
+            <a:graphic xmlns:a="http://schemas.openxmlformats.org/drawingml/2006/main">
+              <a:graphicData uri="http://schemas.openxmlformats.org/drawingml/2006/picture">
+                <pic:pic xmlns:pic="http://schemas.openxmlformats.org/drawingml/2006/picture">
+                  <pic:nvPicPr>
+                    <pic:cNvPr id="0" name="image5.jpg" descr="A logo with green leaves  AI-generated content may be incorrect."/>
+                    <pic:cNvPicPr preferRelativeResize="0"/>
+                  </pic:nvPicPr>
+                  <pic:blipFill>
+                    <a:blip r:embed="rId9"/>
+                    <a:srcRect/>
+                    <a:stretch>
+                      <a:fillRect/>
+                    </a:stretch>
+                  </pic:blipFill>
+                  <pic:spPr>
+                    <a:xfrm>
+                      <a:off x="0" y="0"/>
+                      <a:ext cx="3373120" cy="2032000"/>
+                    </a:xfrm>
+                    <a:prstGeom prst="rect">
+                      <a:avLst/>
+                    </a:prstGeom>
+                    <a:ln/>
+                  </pic:spPr>
+                </pic:pic>
+              </a:graphicData>
+            </a:graphic>
+          </wp:anchor>
         </w:drawing>
       </w:r>
     </w:p>
-    <w:p ns2:paraId="63AD88AE" ns2:textId="77777777"/>
-    <w:p ns2:paraId="13617619" ns2:textId="77777777"/>
-    <w:p ns2:paraId="1CFC4C5D" ns2:textId="77777777">
+    <w:p/>
+    <w:p/>
+    <w:p>
       <w:r>
         <w:rPr>
           <w:noProof/>
         </w:rPr>
         <w:drawing>
-          <ns3:anchor distT="0" distB="0" distL="114300" distR="114300" simplePos="0" relativeHeight="251659264" behindDoc="0" locked="0" layoutInCell="1" hidden="0" allowOverlap="1" ns4:anchorId="35C55989" ns4:editId="6F08A60C">
-            <ns3:simplePos x="0" y="0"/>
-            <ns3:positionH relativeFrom="column">
-              <ns3:posOffset>2634615</ns3:posOffset>
-            </ns3:positionH>
-            <ns3:positionV relativeFrom="paragraph">
-              <ns3:posOffset>130810</ns3:posOffset>
-            </ns3:positionV>
-            <ns3:extent cx="2266950" cy="1295400"/>
-            <ns3:effectExtent l="0" t="0" r="0" b="0"/>
-            <ns3:wrapNone/>
-            <ns3:docPr id="1002" name="image1.png" descr="A black background with white text and brown lines  AI-generated content may be incorrect."/>
-            <ns3:cNvGraphicFramePr/>
-            <ns5:graphic>
-              <ns5:graphicData uri="http://schemas.openxmlformats.org/drawingml/2006/picture">
-                <ns6:pic>
-                  <ns6:nvPicPr>
-                    <ns6:cNvPr id="0" name="image1.png" descr="A black background with white text and brown lines  AI-generated content may be incorrect."/>
-                    <ns6:cNvPicPr preferRelativeResize="0"/>
-                  </ns6:nvPicPr>
-                  <ns6:blipFill>
-                    <ns5:blip ns7:embed="rId10"/>
-                    <ns5:srcRect/>
-                    <ns5:stretch>
-                      <ns5:fillRect/>
-                    </ns5:stretch>
-                  </ns6:blipFill>
-                  <ns6:spPr>
-                    <ns5:xfrm>
-                      <ns5:off x="0" y="0"/>
-                      <ns5:ext cx="2266950" cy="1295400"/>
-                    </ns5:xfrm>
-                    <ns5:prstGeom prst="rect">
-                      <ns5:avLst/>
-                    </ns5:prstGeom>
-                    <ns5:ln/>
-                  </ns6:spPr>
-                </ns6:pic>
-              </ns5:graphicData>
-            </ns5:graphic>
-          </ns3:anchor>
+          <wp:anchor distT="0" distB="0" distL="114300" distR="114300" simplePos="0" relativeHeight="251659264" behindDoc="0" locked="0" layoutInCell="1" hidden="0" allowOverlap="1" wp14:anchorId="35C55989" wp14:editId="6F08A60C">
+            <wp:simplePos x="0" y="0"/>
+            <wp:positionH relativeFrom="column">
+              <wp:posOffset>2634615</wp:posOffset>
+            </wp:positionH>
+            <wp:positionV relativeFrom="paragraph">
+              <wp:posOffset>130810</wp:posOffset>
+            </wp:positionV>
+            <wp:extent cx="2266950" cy="1295400"/>
+            <wp:effectExtent l="0" t="0" r="0" b="0"/>
+            <wp:wrapNone/>
+            <wp:docPr id="1002" name="image1.png" descr="A black background with white text and brown lines  AI-generated content may be incorrect."/>
+            <wp:cNvGraphicFramePr/>
+            <a:graphic xmlns:a="http://schemas.openxmlformats.org/drawingml/2006/main">
+              <a:graphicData uri="http://schemas.openxmlformats.org/drawingml/2006/picture">
+                <pic:pic xmlns:pic="http://schemas.openxmlformats.org/drawingml/2006/picture">
+                  <pic:nvPicPr>
+                    <pic:cNvPr id="0" name="image1.png" descr="A black background with white text and brown lines  AI-generated content may be incorrect."/>
+                    <pic:cNvPicPr preferRelativeResize="0"/>
+                  </pic:nvPicPr>
+                  <pic:blipFill>
+                    <a:blip r:embed="rId10"/>
+                    <a:srcRect/>
+                    <a:stretch>
+                      <a:fillRect/>
+                    </a:stretch>
+                  </pic:blipFill>
+                  <pic:spPr>
+                    <a:xfrm>
+                      <a:off x="0" y="0"/>
+                      <a:ext cx="2266950" cy="1295400"/>
+                    </a:xfrm>
+                    <a:prstGeom prst="rect">
+                      <a:avLst/>
+                    </a:prstGeom>
+                    <a:ln/>
+                  </pic:spPr>
+                </pic:pic>
+              </a:graphicData>
+            </a:graphic>
+          </wp:anchor>
         </w:drawing>
       </w:r>
     </w:p>
-    <w:p ns2:paraId="160A56DE" ns2:textId="77777777"/>
-    <w:p ns2:paraId="25B33647" ns2:textId="77777777"/>
-    <w:p ns2:paraId="6735FB09" ns2:textId="77777777"/>
-    <w:p ns2:paraId="1CEC7FC8" ns2:textId="77777777"/>
-    <w:p ns2:paraId="37EEEAA2" ns2:textId="77777777">
+    <w:p/>
+    <w:p/>
+    <w:p/>
+    <w:p/>
+    <w:p>
       <w:pPr>
         <w:jc w:val="right"/>
       </w:pPr>
     </w:p>
-    <w:p ns2:paraId="63AC0D8F" ns2:textId="77777777"/>
-    <w:p ns2:paraId="5A911671" ns2:textId="77777777"/>
-    <w:p ns2:paraId="0B16D1AF" ns2:textId="77777777">
+    <w:p/>
+    <w:p/>
+    <w:p>
       <w:pPr>
         <w:rPr>
           <w:rFonts w:ascii="Liberation Sans Regular" w:eastAsia="Liberation Sans Regular" w:hAnsi="Liberation Sans Regular" w:cs="Liberation Sans Regular"/>
@@ -138,7 +138,7 @@
         </w:rPr>
       </w:pPr>
     </w:p>
-    <w:p ns2:paraId="0576D7E2" ns2:textId="77777777">
+    <w:p>
       <w:pPr>
         <w:ind w:left="993"/>
         <w:rPr>
@@ -158,7 +158,7 @@
         <w:t>Ficha funcional del modelo</w:t>
       </w:r>
     </w:p>
-    <w:p ns2:paraId="3B449A25" ns2:textId="77777777">
+    <w:p>
       <w:pPr>
         <w:ind w:left="993"/>
         <w:rPr>
@@ -175,10 +175,10 @@
           <w:sz w:val="60"/>
           <w:szCs w:val="60"/>
         </w:rPr>
-        <w:t xml:space="preserve">a18 · meat-spatial-price-forecast</w:t>
+        <w:t>a18 · meat-spatial-price-forecast</w:t>
       </w:r>
     </w:p>
-    <w:p ns2:paraId="51DA5B40" ns2:textId="77777777">
+    <w:p>
       <w:pPr>
         <w:shd w:val="clear" w:color="auto" w:fill="E3EFDD"/>
         <w:ind w:left="993" w:right="2267" w:firstLine="140"/>
@@ -196,10 +196,10 @@
           <w:sz w:val="44"/>
           <w:szCs w:val="44"/>
         </w:rPr>
-        <w:t xml:space="preserve">Descripción de negocio para usuarios de la plataforma DatagIA</w:t>
+        <w:t>Descripción de negocio para usuarios de la plataforma DatagIA</w:t>
       </w:r>
     </w:p>
-    <w:p ns2:paraId="40EB8FF9" ns2:textId="77777777">
+    <w:p>
       <w:pPr>
         <w:ind w:left="993"/>
         <w:rPr>
@@ -216,185 +216,75 @@
           <w:sz w:val="32"/>
           <w:szCs w:val="32"/>
         </w:rPr>
-        <w:t xml:space="preserve">Octubre 2026</w:t>
+        <w:t>Octubre 2026</w:t>
       </w:r>
     </w:p>
-    <w:p ns2:paraId="27FF289D" ns2:textId="77777777">
+    <w:p>
       <w:r>
         <w:rPr>
           <w:noProof/>
         </w:rPr>
         <w:drawing>
-          <ns3:anchor distT="0" distB="0" distL="0" distR="0" simplePos="0" relativeHeight="251660288" behindDoc="1" locked="0" layoutInCell="1" hidden="0" allowOverlap="1" ns4:anchorId="39D70CED" ns4:editId="0A17AF9A">
-            <ns3:simplePos x="0" y="0"/>
-            <ns3:positionH relativeFrom="margin">
-              <ns3:align>center</ns3:align>
-            </ns3:positionH>
-            <ns3:positionV relativeFrom="margin">
-              <ns3:align>center</ns3:align>
-            </ns3:positionV>
-            <ns3:extent cx="5397500" cy="5280025"/>
-            <ns3:effectExtent l="0" t="0" r="0" b="0"/>
-            <ns3:wrapNone/>
-            <ns3:docPr id="1003" name="image2.png"/>
-            <ns3:cNvGraphicFramePr/>
-            <ns5:graphic>
-              <ns5:graphicData uri="http://schemas.openxmlformats.org/drawingml/2006/picture">
-                <ns6:pic>
-                  <ns6:nvPicPr>
-                    <ns6:cNvPr id="0" name="image2.png"/>
-                    <ns6:cNvPicPr preferRelativeResize="0"/>
-                  </ns6:nvPicPr>
-                  <ns6:blipFill>
-                    <ns5:blip ns7:embed="rId11"/>
-                    <ns5:srcRect/>
-                    <ns5:stretch>
-                      <ns5:fillRect/>
-                    </ns5:stretch>
-                  </ns6:blipFill>
-                  <ns6:spPr>
-                    <ns5:xfrm>
-                      <ns5:off x="0" y="0"/>
-                      <ns5:ext cx="5397500" cy="5280025"/>
-                    </ns5:xfrm>
-                    <ns5:prstGeom prst="rect">
-                      <ns5:avLst/>
-                    </ns5:prstGeom>
-                    <ns5:ln/>
-                  </ns6:spPr>
-                </ns6:pic>
-              </ns5:graphicData>
-            </ns5:graphic>
-          </ns3:anchor>
+          <wp:anchor distT="0" distB="0" distL="0" distR="0" simplePos="0" relativeHeight="251660288" behindDoc="1" locked="0" layoutInCell="1" hidden="0" allowOverlap="1" wp14:anchorId="39D70CED" wp14:editId="0A17AF9A">
+            <wp:simplePos x="0" y="0"/>
+            <wp:positionH relativeFrom="margin">
+              <wp:align>center</wp:align>
+            </wp:positionH>
+            <wp:positionV relativeFrom="margin">
+              <wp:align>center</wp:align>
+            </wp:positionV>
+            <wp:extent cx="5397500" cy="5280025"/>
+            <wp:effectExtent l="0" t="0" r="0" b="0"/>
+            <wp:wrapNone/>
+            <wp:docPr id="1003" name="image2.png"/>
+            <wp:cNvGraphicFramePr/>
+            <a:graphic xmlns:a="http://schemas.openxmlformats.org/drawingml/2006/main">
+              <a:graphicData uri="http://schemas.openxmlformats.org/drawingml/2006/picture">
+                <pic:pic xmlns:pic="http://schemas.openxmlformats.org/drawingml/2006/picture">
+                  <pic:nvPicPr>
+                    <pic:cNvPr id="0" name="image2.png"/>
+                    <pic:cNvPicPr preferRelativeResize="0"/>
+                  </pic:nvPicPr>
+                  <pic:blipFill>
+                    <a:blip r:embed="rId11"/>
+                    <a:srcRect/>
+                    <a:stretch>
+                      <a:fillRect/>
+                    </a:stretch>
+                  </pic:blipFill>
+                  <pic:spPr>
+                    <a:xfrm>
+                      <a:off x="0" y="0"/>
+                      <a:ext cx="5397500" cy="5280025"/>
+                    </a:xfrm>
+                    <a:prstGeom prst="rect">
+                      <a:avLst/>
+                    </a:prstGeom>
+                    <a:ln/>
+                  </pic:spPr>
+                </pic:pic>
+              </a:graphicData>
+            </a:graphic>
+          </wp:anchor>
         </w:drawing>
       </w:r>
       <w:r>
         <w:br w:type="page"/>
       </w:r>
     </w:p>
-    <w:p ns2:paraId="02C5CAC2" ns2:textId="77777777"/>
-    <w:p ns2:paraId="7933C1B1" ns2:textId="77777777"/>
-    <w:p ns2:paraId="61C7AC21" ns2:textId="77777777">
+    <w:p>
       <w:pPr>
-        <w:rPr>
-          <w:rFonts w:ascii="Liberalisation sans narrow" w:eastAsia="Liberalisation sans narrow" w:hAnsi="Liberalisation sans narrow" w:cs="Liberalisation sans narrow"/>
-          <w:b/>
-          <w:bCs/>
-        </w:rPr>
-      </w:pPr>
-    </w:p>
-    <w:p ns2:paraId="442353E4" ns2:textId="77777777">
-      <w:pPr>
-        <w:keepLines/>
-        <w:spacing w:before="120" w:after="120" w:line="276" w:lineRule="auto"/>
-        <w:jc w:val="both"/>
-        <w:rPr>
-          <w:rFonts w:ascii="Liberalisation sans narrow" w:eastAsia="Liberalisation sans narrow" w:hAnsi="Liberalisation sans narrow" w:cs="Liberalisation sans narrow"/>
-        </w:rPr>
-      </w:pPr>
-      <w:r>
-        <w:br w:type="page"/>
-      </w:r>
-    </w:p>
-    <w:p ns2:paraId="1A562CDE" ns2:textId="77777777">
-      <w:pPr>
-        <w:keepLines/>
-        <w:spacing w:before="120" w:after="120" w:line="276" w:lineRule="auto"/>
-        <w:jc w:val="both"/>
-        <w:rPr>
-          <w:rFonts w:ascii="Liberalisation sans narrow" w:eastAsia="Liberalisation sans narrow" w:hAnsi="Liberalisation sans narrow" w:cs="Liberalisation sans narrow"/>
-        </w:rPr>
-      </w:pPr>
-    </w:p>
-    <w:p ns2:paraId="77040EB8" ns2:textId="77777777">
-      <w:pPr>
-        <w:keepLines/>
-        <w:spacing w:before="120" w:after="120" w:line="276" w:lineRule="auto"/>
-        <w:jc w:val="both"/>
-        <w:rPr>
-          <w:rFonts w:ascii="Liberalisation sans narrow" w:eastAsia="Liberalisation sans narrow" w:hAnsi="Liberalisation sans narrow" w:cs="Liberalisation sans narrow"/>
-        </w:rPr>
-      </w:pPr>
-    </w:p>
-    <w:p ns2:paraId="586DF882" ns2:textId="2ED357CA">
-      <w:pPr>
-        <w:pBdr>
-          <w:top w:val="nil"/>
-          <w:left w:val="nil"/>
-          <w:bottom w:val="nil"/>
-          <w:right w:val="nil"/>
-          <w:between w:val="nil"/>
-        </w:pBdr>
-        <w:tabs>
-          <w:tab w:val="left" w:pos="960"/>
-          <w:tab w:val="right" w:pos="8494"/>
-        </w:tabs>
-        <w:spacing w:after="100"/>
-        <w:ind w:left="220"/>
-        <w:rPr>
-          <w:color w:val="000000"/>
-          <w:sz w:val="24"/>
-          <w:szCs w:val="24"/>
-        </w:rPr>
-      </w:pPr>
-    </w:p>
-    <w:p ns2:paraId="0DE37DC7" ns2:textId="77777777">
-      <w:pPr>
-        <w:rPr>
-          <w:rFonts w:ascii="Liberalisation sans narrow" w:eastAsia="Liberalisation sans narrow" w:hAnsi="Liberalisation sans narrow" w:cs="Liberalisation sans narrow"/>
-          <w:color w:val="203441"/>
-        </w:rPr>
-      </w:pPr>
-      <w:r>
-        <w:br w:type="page"/>
-      </w:r>
-    </w:p>
-    <w:p ns2:paraId="6B5CFA01" ns2:textId="77777777">
-      <w:pPr>
-        <w:pStyle w:val="Ttulo1"/>
+        <w:pStyle w:val="Heading1"/>
+        <w:jc w:val="left"/>
       </w:pPr>
       <w:bookmarkStart w:id="0" w:name="_heading=h.33jjin156j5n" w:colFirst="0" w:colLast="0"/>
+      <w:bookmarkStart w:id="1" w:name="_Toc233976909"/>
       <w:bookmarkEnd w:id="0"/>
-    </w:p>
-    <w:p ns2:paraId="59508226" ns2:textId="44329DDB">
-      <w:pPr>
-        <w:rPr>
-          <w:rFonts w:ascii="Liberation sans narrow" w:eastAsia="Liberation sans narrow" w:hAnsi="Liberation sans narrow" w:cs="Liberation sans narrow"/>
-        </w:rPr>
-      </w:pPr>
-      <w:r>
-        <w:rPr>
-          <w:rFonts w:ascii="Liberation sans narrow" w:eastAsia="Liberation sans narrow" w:hAnsi="Liberation sans narrow" w:cs="Liberation sans narrow"/>
-          <w:color w:val="739A8A" w:themeColor="text1"/>
-          <w:szCs w:val="24"/>
-          <w:lang w:val="en-US"/>
-        </w:rPr>
-        <w:fldChar w:fldCharType="end"/>
-      </w:r>
-    </w:p>
-    <w:p ns2:paraId="546A9A3A" ns2:textId="7EA5DBCB"/>
-    <w:p ns2:paraId="0EBFC326" ns2:textId="77777777">
-      <w:pPr>
-        <w:rPr>
-          <w:rFonts w:ascii="Liberation sans narrow" w:eastAsia="Liberation sans narrow" w:hAnsi="Liberation sans narrow" w:cs="Liberation sans narrow"/>
-          <w:color w:val="203441"/>
-        </w:rPr>
-      </w:pPr>
-      <w:r>
-        <w:br w:type="page"/>
-      </w:r>
-    </w:p>
-    <w:p ns2:paraId="5C32CB1B" ns2:textId="0F8D2751">
-      <w:pPr>
-        <w:pStyle w:val="Ttulo1"/>
-        <w:jc w:val="left"/>
-      </w:pPr>
-      <w:bookmarkStart w:id="5" w:name="_Toc233976909"/>
       <w:r>
         <w:lastRenderedPageBreak/>
         <w:t>1. Qué hace el modelo</w:t>
       </w:r>
-      <w:bookmarkEnd w:id="5"/>
+      <w:bookmarkEnd w:id="1"/>
       <w:r>
         <w:br/>
       </w:r>
@@ -418,7 +308,7 @@
         <w:gridCol w:w="2800"/>
         <w:gridCol w:w="6560"/>
       </w:tblGrid>
-      <w:tr ns2:paraId="60A61DA1" ns2:textId="77777777">
+      <w:tr>
         <w:tc>
           <w:tcPr>
             <w:tcW w:w="2800" w:type="dxa"/>
@@ -436,7 +326,7 @@
               <w:right w:w="120" w:type="dxa"/>
             </w:tcMar>
           </w:tcPr>
-          <w:p ns2:paraId="23A6BFC6" ns2:textId="77777777">
+          <w:p>
             <w:r>
               <w:rPr>
                 <w:b/>
@@ -466,14 +356,14 @@
               <w:right w:w="120" w:type="dxa"/>
             </w:tcMar>
           </w:tcPr>
-          <w:p ns2:paraId="4F17D729" ns2:textId="77777777">
-            <w:r>
-              <w:t xml:space="preserve">Modelo de predicción espacio-temporal del precio medio por kg de productos cárnicos en España, a un mes vista, por combinación Comunidad Autónoma (CCAA) - Producto, mediante una red GRU (Keras/TensorFlow) que incorpora lags espaciales de las CCAA vecinas además de variables socioeconómicas (población, renta) y de consumo (MAPA/INE).</w:t>
+          <w:p>
+            <w:r>
+              <w:t>Modelo de predicción espacio-temporal del precio medio por kg de productos cárnicos en España, a un mes vista, por combinación Comunidad Autónoma (CCAA) - Producto, mediante una red GRU (Keras/TensorFlow) que incorpora lags espaciales de las CCAA vecinas además de variables socioeconómicas (población, renta) y de consumo (MAPA/INE).</w:t>
             </w:r>
           </w:p>
         </w:tc>
       </w:tr>
-      <w:tr ns2:paraId="2EFAE6D1" ns2:textId="77777777">
+      <w:tr>
         <w:tc>
           <w:tcPr>
             <w:tcW w:w="2800" w:type="dxa"/>
@@ -491,7 +381,7 @@
               <w:right w:w="120" w:type="dxa"/>
             </w:tcMar>
           </w:tcPr>
-          <w:p ns2:paraId="5FCB8C3E" ns2:textId="77777777">
+          <w:p>
             <w:r>
               <w:rPr>
                 <w:b/>
@@ -521,14 +411,17 @@
               <w:right w:w="120" w:type="dxa"/>
             </w:tcMar>
           </w:tcPr>
-          <w:p ns2:paraId="1ED00FCD" ns2:textId="77777777">
-            <w:r>
-              <w:t xml:space="preserve">Anticipar con un mes de antelación la evolución del precio medio por kg de productos cárnicos en cada Comunidad Autónoma, incorporando la influencia de los mercados de regiones vecinas, para dar soporte a la planificación de compras y a la evaluación de riesgo de coste en la cadena de suministro cárnica. El caso de uso de negocio (CU06) define el objetivo central y validado como la predicción espacio-temporal del precio -- la lectura adicional de 'modas y gustos' del título original se ofrece como interpretación exploratoria, no como resultado cuantificado de forma independiente.</w:t>
+          <w:p>
+            <w:r>
+              <w:t>Anticipar con un mes de antelación la evolución del precio medio por kg de productos cárnicos en cada Comunidad Autónoma, incorporando la influencia de los mercados de regiones vecinas, para dar soporte a la planificación de compras y a la evaluación de riesgo de coste en la cadena de suministro cárnica. El caso de uso de negocio (CU06) define el objetivo central y validado como la predicción espacio-temporal del precio -- la lectura adicional de 'modas y gustos' del título original se ofrece como interpret</w:t>
+            </w:r>
+            <w:r>
+              <w:t>ación exploratoria, no como resultado cuantificado de forma independiente.</w:t>
             </w:r>
           </w:p>
         </w:tc>
       </w:tr>
-      <w:tr ns2:paraId="3FD753A3" ns2:textId="77777777">
+      <w:tr>
         <w:tc>
           <w:tcPr>
             <w:tcW w:w="2800" w:type="dxa"/>
@@ -546,7 +439,7 @@
               <w:right w:w="120" w:type="dxa"/>
             </w:tcMar>
           </w:tcPr>
-          <w:p ns2:paraId="6A75B45E" ns2:textId="77777777">
+          <w:p>
             <w:r>
               <w:rPr>
                 <w:b/>
@@ -576,21 +469,24 @@
               <w:right w:w="120" w:type="dxa"/>
             </w:tcMar>
           </w:tcPr>
-          <w:p ns2:paraId="40956F30" ns2:textId="77777777">
-            <w:r>
-              <w:t xml:space="preserve">Modo predict inline y predict batch (idéntico cálculo, solo cambia el transporte del panel -- JSON o CSV): se aporta un panel mensual de al menos 12 meses consecutivos por cada combinación CCAA-Producto que se quiera predecir (Fecha, CCAA, Producto, Poblacion, RentaHogar, CONSUMO X CAPITA, PENETRACION (%), PRECIO MEDIO KG). Opcionalmente se puede aportar también el histórico de las CCAA vecinas para que el lag espacial use su valor real; si no se aporta, el servicio usa el propio valor de la CCAA como alternativa razonable (mismo comportamiento que el código original, documentado explícitamente en la memoria). El servicio genera automáticamente la fila del mes siguiente a predecir -- no hace falta aportarla. También admite reentrenamiento por usuario (/train): con un CSV en el mismo formato que el dataset de modelado del equipo de IA, repite su procedimiento completo (GRU desde cero, split temporal 70/15/15, parada temprana) y guarda el modelo resultante en MLflow, sin sustituir nunca el modelo base.</w:t>
+          <w:p>
+            <w:r>
+              <w:t>Modo predict inline y predict batch (idéntico cálculo, solo cambia el transporte del panel -- JSON o CSV): se aporta un panel mensual de al menos 12 meses consecutivos por cada combinación CCAA-Producto que se quiera predecir (Fecha, CCAA, Producto, Poblacion, RentaHogar, CONSUMO X CAPITA, PENETRACION (%), PRECIO MEDIO KG). Opcionalmente se puede aportar también el histórico de las CCAA vecinas para que el lag espacial use su valor real; si no se aporta, el servicio usa el propio valor de la CCAA como alter</w:t>
+            </w:r>
+            <w:r>
+              <w:t>nativa razonable (mismo comportamiento que el código original, documentado explícitamente en la memoria). El servicio genera automáticamente la fila del mes siguiente a predecir -- no hace falta aportarla. También admite reentrenamiento por usuario (/train): con un CSV en el mismo formato que el dataset de modelado del equipo de IA, repite su procedimiento completo (GRU desde cero, split temporal 70/15/15, parada temprana) y guarda el modelo resultante en MLflow, sin sustituir nunca el modelo base.</w:t>
             </w:r>
           </w:p>
         </w:tc>
       </w:tr>
     </w:tbl>
-    <w:p ns2:paraId="42B06DD4" ns2:textId="5A91ADB2">
+    <w:p>
       <w:pPr>
-        <w:pStyle w:val="Descripcin"/>
+        <w:pStyle w:val="Caption"/>
         <w:jc w:val="center"/>
       </w:pPr>
-      <w:bookmarkStart w:id="6" w:name="_Toc233977245"/>
-      <w:bookmarkStart w:id="7" w:name="_Toc233977283"/>
+      <w:bookmarkStart w:id="2" w:name="_Toc233977245"/>
+      <w:bookmarkStart w:id="3" w:name="_Toc233977283"/>
       <w:r>
         <w:t xml:space="preserve">Tabla </w:t>
       </w:r>
@@ -605,38 +501,42 @@
       <w:r>
         <w:t xml:space="preserve"> Descripción general del modelo</w:t>
       </w:r>
-      <w:bookmarkEnd w:id="6"/>
-      <w:bookmarkEnd w:id="7"/>
+      <w:bookmarkEnd w:id="2"/>
+      <w:bookmarkEnd w:id="3"/>
     </w:p>
-    <w:p ns2:paraId="05724126" ns2:textId="77777777">
+    <w:p>
       <w:pPr>
         <w:jc w:val="both"/>
       </w:pPr>
       <w:r>
-        <w:t xml:space="preserve">El modelo no explica por sí mismo la causa de la subida o bajada de precio prevista. No incorpora eventos futuros conocidos (cambios regulatorios, crisis sanitarias, roturas de stock) que no estén ya reflejados en la tendencia histórica. La interpretación de 'modas y gustos de consumo' es exploratoria, no una medida validada de forma independiente -- el resultado cuantificado y aceptado es la predicción de precio.</w:t>
+        <w:t xml:space="preserve">El modelo no explica por sí mismo la causa de la subida o bajada de precio prevista. No incorpora eventos futuros conocidos (cambios regulatorios, crisis sanitarias, roturas de stock) que no estén ya reflejados en la tendencia histórica. La </w:t>
+      </w:r>
+      <w:r>
+        <w:lastRenderedPageBreak/>
+        <w:t>interpretación de 'modas y gustos de consumo' es exploratoria, no una medida validada de forma independiente -- el resultado cuantificado y aceptado es la predicción de precio.</w:t>
       </w:r>
     </w:p>
-    <w:p ns2:paraId="0B3A0E33" ns2:textId="77777777"/>
-    <w:p ns2:paraId="4D3F6144" ns2:textId="77777777">
+    <w:p/>
+    <w:p>
       <w:pPr>
-        <w:pStyle w:val="Ttulo1"/>
+        <w:pStyle w:val="Heading1"/>
         <w:jc w:val="left"/>
       </w:pPr>
-      <w:bookmarkStart w:id="8" w:name="_Toc233976910"/>
+      <w:bookmarkStart w:id="4" w:name="_Toc233976910"/>
       <w:r>
         <w:t>2. Qué necesito darle (entradas)</w:t>
       </w:r>
-      <w:bookmarkEnd w:id="8"/>
+      <w:bookmarkEnd w:id="4"/>
     </w:p>
-    <w:p ns2:paraId="5D23DC51" ns2:textId="43C7F867">
+    <w:p>
       <w:pPr>
         <w:jc w:val="both"/>
       </w:pPr>
       <w:r>
-        <w:t xml:space="preserve">Los datos de entrada son indicadores ya procesados de fuentes oficiales (MAPA para consumo/precio/penetración por CCAA y producto cárnico; INE para población y renta por hogar), agregados a frecuencia mensual -- no son mediciones directas de sensor ni formularios rellenados por el usuario final.</w:t>
+        <w:t>Los datos de entrada son indicadores ya procesados de fuentes oficiales (MAPA para consumo/precio/penetración por CCAA y producto cárnico; INE para población y renta por hogar), agregados a frecuencia mensual -- no son mediciones directas de sensor ni formularios rellenados por el usuario final.</w:t>
       </w:r>
     </w:p>
-    <w:p ns2:paraId="6D2C7225" ns2:textId="77777777"/>
+    <w:p/>
     <w:tbl>
       <w:tblPr>
         <w:tblStyle w:val="a0"/>
@@ -656,7 +556,7 @@
         <w:gridCol w:w="3884"/>
         <w:gridCol w:w="5476"/>
       </w:tblGrid>
-      <w:tr ns2:paraId="6C80E726" ns2:textId="77777777">
+      <w:tr>
         <w:trPr>
           <w:tblHeader/>
         </w:trPr>
@@ -677,7 +577,7 @@
               <w:right w:w="120" w:type="dxa"/>
             </w:tcMar>
           </w:tcPr>
-          <w:p ns2:paraId="13834406" ns2:textId="77777777">
+          <w:p>
             <w:r>
               <w:rPr>
                 <w:b/>
@@ -707,7 +607,7 @@
               <w:right w:w="120" w:type="dxa"/>
             </w:tcMar>
           </w:tcPr>
-          <w:p ns2:paraId="2DD5573F" ns2:textId="77777777">
+          <w:p>
             <w:r>
               <w:rPr>
                 <w:b/>
@@ -721,7 +621,7 @@
           </w:p>
         </w:tc>
       </w:tr>
-      <w:tr ns2:paraId="39E09196" ns2:textId="77777777">
+      <w:tr>
         <w:tc>
           <w:tcPr>
             <w:tcW w:w="2167" w:type="dxa"/>
@@ -739,9 +639,9 @@
               <w:right w:w="120" w:type="dxa"/>
             </w:tcMar>
           </w:tcPr>
-          <w:p ns2:paraId="02741774" ns2:textId="77777777">
-            <w:r>
-              <w:t xml:space="preserve">rows (panel mensual, mínimo 12 filas por combinación CCAA-Producto)</w:t>
+          <w:p>
+            <w:r>
+              <w:t>rows (panel mensual, mínimo 12 filas por combinación CCAA-Producto)</w:t>
             </w:r>
           </w:p>
         </w:tc>
@@ -762,14 +662,14 @@
               <w:right w:w="120" w:type="dxa"/>
             </w:tcMar>
           </w:tcPr>
-          <w:p ns2:paraId="3AB481B3" ns2:textId="77777777">
-            <w:r>
-              <w:t xml:space="preserve">Cada fila: Fecha (YYYY-MM-01), CCAA, Producto, Poblacion, RentaHogar, CONSUMO X CAPITA, PENETRACION (%), PRECIO MEDIO KG (opcional solo en la última fila conocida)</w:t>
+          <w:p>
+            <w:r>
+              <w:t>Cada fila: Fecha (YYYY-MM-01), CCAA, Producto, Poblacion, RentaHogar, CONSUMO X CAPITA, PENETRACION (%), PRECIO MEDIO KG (opcional solo en la última fila conocida)</w:t>
             </w:r>
           </w:p>
         </w:tc>
       </w:tr>
-      <w:tr ns2:paraId="39E09196" ns2:textId="77777777">
+      <w:tr>
         <w:tc>
           <w:tcPr>
             <w:tcW w:w="2167" w:type="dxa"/>
@@ -787,9 +687,9 @@
               <w:right w:w="120" w:type="dxa"/>
             </w:tcMar>
           </w:tcPr>
-          <w:p ns2:paraId="02741774" ns2:textId="77777777">
-            <w:r>
-              <w:t xml:space="preserve">month_sin, month_cos, PRECIO_MEDIO_KG_PROPIO, LAG_CONSUMO_VECINOS, LAG_PRECIO_VECINOS</w:t>
+          <w:p>
+            <w:r>
+              <w:t>month_sin, month_cos, PRECIO_MEDIO_KG_PROPIO, LAG_CONSUMO_VECINOS, LAG_PRECIO_VECINOS</w:t>
             </w:r>
           </w:p>
         </w:tc>
@@ -810,21 +710,21 @@
               <w:right w:w="120" w:type="dxa"/>
             </w:tcMar>
           </w:tcPr>
-          <w:p ns2:paraId="3AB481B3" ns2:textId="77777777">
-            <w:r>
-              <w:t xml:space="preserve">Variables derivadas automáticamente (estacionalidad, precio propio rezagado, lags espaciales de CCAA vecinas) -- nunca se piden al cliente</w:t>
+          <w:p>
+            <w:r>
+              <w:t>Variables derivadas automáticamente (estacionalidad, precio propio rezagado, lags espaciales de CCAA vecinas) -- nunca se piden al cliente</w:t>
             </w:r>
           </w:p>
         </w:tc>
       </w:tr>
     </w:tbl>
-    <w:p ns2:paraId="7ADAB195" ns2:textId="6B2EA1F7">
+    <w:p>
       <w:pPr>
-        <w:pStyle w:val="Descripcin"/>
+        <w:pStyle w:val="Caption"/>
         <w:jc w:val="center"/>
       </w:pPr>
-      <w:bookmarkStart w:id="9" w:name="_Toc233977246"/>
-      <w:bookmarkStart w:id="10" w:name="_Toc233977284"/>
+      <w:bookmarkStart w:id="5" w:name="_Toc233977246"/>
+      <w:bookmarkStart w:id="6" w:name="_Toc233977284"/>
       <w:r>
         <w:t xml:space="preserve">Tabla </w:t>
       </w:r>
@@ -839,20 +739,20 @@
       <w:r>
         <w:t xml:space="preserve"> Campos de entrada (inputs)</w:t>
       </w:r>
-      <w:bookmarkEnd w:id="9"/>
-      <w:bookmarkEnd w:id="10"/>
+      <w:bookmarkEnd w:id="5"/>
+      <w:bookmarkEnd w:id="6"/>
     </w:p>
-    <w:p ns2:paraId="2D75DAE3" ns2:textId="77777777"/>
-    <w:p ns2:paraId="1D5B0A63" ns2:textId="77777777">
+    <w:p/>
+    <w:p>
       <w:pPr>
-        <w:pStyle w:val="Ttulo1"/>
+        <w:pStyle w:val="Heading1"/>
         <w:jc w:val="left"/>
       </w:pPr>
-      <w:bookmarkStart w:id="11" w:name="_Toc233976911"/>
+      <w:bookmarkStart w:id="7" w:name="_Toc233976911"/>
       <w:r>
         <w:t>3. Qué me devuelve (salidas)</w:t>
       </w:r>
-      <w:bookmarkEnd w:id="11"/>
+      <w:bookmarkEnd w:id="7"/>
     </w:p>
     <w:tbl>
       <w:tblPr>
@@ -874,7 +774,7 @@
         <w:gridCol w:w="3510"/>
         <w:gridCol w:w="2633"/>
       </w:tblGrid>
-      <w:tr ns2:paraId="30598A3A" ns2:textId="77777777">
+      <w:tr>
         <w:trPr>
           <w:tblHeader/>
         </w:trPr>
@@ -895,7 +795,7 @@
               <w:right w:w="120" w:type="dxa"/>
             </w:tcMar>
           </w:tcPr>
-          <w:p ns2:paraId="48AA3C39" ns2:textId="77777777">
+          <w:p>
             <w:r>
               <w:rPr>
                 <w:b/>
@@ -925,7 +825,7 @@
               <w:right w:w="120" w:type="dxa"/>
             </w:tcMar>
           </w:tcPr>
-          <w:p ns2:paraId="45D542C1" ns2:textId="77777777">
+          <w:p>
             <w:r>
               <w:rPr>
                 <w:b/>
@@ -955,7 +855,7 @@
               <w:right w:w="120" w:type="dxa"/>
             </w:tcMar>
           </w:tcPr>
-          <w:p ns2:paraId="216EBD1B" ns2:textId="77777777">
+          <w:p>
             <w:r>
               <w:rPr>
                 <w:b/>
@@ -969,7 +869,7 @@
           </w:p>
         </w:tc>
       </w:tr>
-      <w:tr ns2:paraId="0BD31A91" ns2:textId="77777777">
+      <w:tr>
         <w:tc>
           <w:tcPr>
             <w:tcW w:w="2200" w:type="dxa"/>
@@ -987,9 +887,9 @@
               <w:right w:w="120" w:type="dxa"/>
             </w:tcMar>
           </w:tcPr>
-          <w:p ns2:paraId="2CD654FD" ns2:textId="77777777">
-            <w:r>
-              <w:t xml:space="preserve">predictions[].predicted_price</w:t>
+          <w:p>
+            <w:r>
+              <w:t>predictions[].predicted_price</w:t>
             </w:r>
           </w:p>
         </w:tc>
@@ -1010,9 +910,9 @@
               <w:right w:w="120" w:type="dxa"/>
             </w:tcMar>
           </w:tcPr>
-          <w:p ns2:paraId="35872DC0" ns2:textId="77777777">
-            <w:r>
-              <w:t xml:space="preserve">Precio medio por kg predicho para el mes siguiente al histórico aportado</w:t>
+          <w:p>
+            <w:r>
+              <w:t>Precio medio por kg predicho para el mes siguiente al histórico aportado</w:t>
             </w:r>
           </w:p>
         </w:tc>
@@ -1033,14 +933,14 @@
               <w:right w:w="120" w:type="dxa"/>
             </w:tcMar>
           </w:tcPr>
-          <w:p ns2:paraId="1DF2EF4D" ns2:textId="77777777">
-            <w:r>
-              <w:t xml:space="preserve">valor esperado del precio dentro de un mes para esa combinación CCAA-Producto</w:t>
+          <w:p>
+            <w:r>
+              <w:t>valor esperado del precio dentro de un mes para esa combinación CCAA-Producto</w:t>
             </w:r>
           </w:p>
         </w:tc>
       </w:tr>
-      <w:tr ns2:paraId="0BD31A91" ns2:textId="77777777">
+      <w:tr>
         <w:tc>
           <w:tcPr>
             <w:tcW w:w="2200" w:type="dxa"/>
@@ -1058,9 +958,9 @@
               <w:right w:w="120" w:type="dxa"/>
             </w:tcMar>
           </w:tcPr>
-          <w:p ns2:paraId="2CD654FD" ns2:textId="77777777">
-            <w:r>
-              <w:t xml:space="preserve">predictions[].CCAA / Producto / Fecha</w:t>
+          <w:p>
+            <w:r>
+              <w:t>predictions[].CCAA / Producto / Fecha</w:t>
             </w:r>
           </w:p>
         </w:tc>
@@ -1081,9 +981,9 @@
               <w:right w:w="120" w:type="dxa"/>
             </w:tcMar>
           </w:tcPr>
-          <w:p ns2:paraId="35872DC0" ns2:textId="77777777">
-            <w:r>
-              <w:t xml:space="preserve">Identificación de la combinación predicha y el mes al que se refiere la predicción</w:t>
+          <w:p>
+            <w:r>
+              <w:t>Identificación de la combinación predicha y el mes al que se refiere la predicción</w:t>
             </w:r>
           </w:p>
         </w:tc>
@@ -1104,21 +1004,21 @@
               <w:right w:w="120" w:type="dxa"/>
             </w:tcMar>
           </w:tcPr>
-          <w:p ns2:paraId="1DF2EF4D" ns2:textId="77777777">
-            <w:r>
-              <w:t xml:space="preserve">una entrada por cada combinación CCAA-Producto del payload con histórico suficiente</w:t>
+          <w:p>
+            <w:r>
+              <w:t>una entrada por cada combinación CCAA-Producto del payload con histórico suficiente</w:t>
             </w:r>
           </w:p>
         </w:tc>
       </w:tr>
     </w:tbl>
-    <w:p ns2:paraId="550B7902" ns2:textId="22FA894B">
+    <w:p>
       <w:pPr>
-        <w:pStyle w:val="Descripcin"/>
+        <w:pStyle w:val="Caption"/>
         <w:jc w:val="center"/>
       </w:pPr>
-      <w:bookmarkStart w:id="12" w:name="_Toc233977247"/>
-      <w:bookmarkStart w:id="13" w:name="_Toc233977285"/>
+      <w:bookmarkStart w:id="8" w:name="_Toc233977247"/>
+      <w:bookmarkStart w:id="9" w:name="_Toc233977285"/>
       <w:r>
         <w:t xml:space="preserve">Tabla </w:t>
       </w:r>
@@ -1133,129 +1033,130 @@
       <w:r>
         <w:t xml:space="preserve"> Campos de salida (outputs)</w:t>
       </w:r>
-      <w:bookmarkEnd w:id="12"/>
-      <w:bookmarkEnd w:id="13"/>
+      <w:bookmarkEnd w:id="8"/>
+      <w:bookmarkEnd w:id="9"/>
     </w:p>
-    <w:p ns2:paraId="342E22E9" ns2:textId="77777777">
+    <w:p>
       <w:pPr>
-        <w:pStyle w:val="Ttulo1"/>
+        <w:pStyle w:val="Heading1"/>
         <w:jc w:val="left"/>
       </w:pPr>
-      <w:bookmarkStart w:id="14" w:name="_Toc233976912"/>
-      <w:r>
+      <w:bookmarkStart w:id="10" w:name="_Toc233976912"/>
+      <w:r>
+        <w:lastRenderedPageBreak/>
         <w:t>4. Cómo leo el resultado</w:t>
       </w:r>
-      <w:bookmarkEnd w:id="14"/>
+      <w:bookmarkEnd w:id="10"/>
     </w:p>
-    <w:p ns2:paraId="68FE0EAC" ns2:textId="77777777">
+    <w:p>
       <w:pPr>
         <w:jc w:val="both"/>
       </w:pPr>
       <w:r>
-        <w:t xml:space="preserve">Si el sistema recibe el histórico de los últimos 12 meses de CARNE POLLO en ANDALUCIA (incluyendo, si está disponible, el de sus CCAA vecinas EXTREMADURA, CASTILLA LA MANCHA y MURCIA) y predice un precio de 4,54 €/kg para el mes siguiente, esa cifra puede compararse con el precio del último mes conocido para estimar la variación esperada -- útil para anticipar el presupuesto de compra del mes próximo.</w:t>
+        <w:t>Si el sistema recibe el histórico de los últimos 12 meses de CARNE POLLO en ANDALUCIA (incluyendo, si está disponible, el de sus CCAA vecinas EXTREMADURA, CASTILLA LA MANCHA y MURCIA) y predice un precio de 4,54 €/kg para el mes siguiente, esa cifra puede compararse con el precio del último mes conocido para estimar la variación esperada -- útil para anticipar el presupuesto de compra del mes próximo.</w:t>
       </w:r>
     </w:p>
-    <w:p ns2:paraId="7585C801" ns2:textId="77777777">
+    <w:p>
       <w:pPr>
         <w:jc w:val="both"/>
       </w:pPr>
     </w:p>
-    <w:p ns2:paraId="2856C14E" ns2:textId="77777777">
+    <w:p>
       <w:pPr>
         <w:jc w:val="both"/>
       </w:pPr>
       <w:r>
-        <w:t xml:space="preserve">En la evaluación de test (11.600 observaciones, 2021-2023), el modelo se equivoca de media un 9,93% del precio real (MAPE), muy por debajo del umbral de aceptación del 20% definido en la memoria -- equivalente a ±1,37 €/kg de desviación sobre el precio medio del dataset (6,84 €/kg). Es una mejora clara frente a los baselines simples evaluados (14,12% y 20,29% de error).</w:t>
+        <w:t>En la evaluación de test (11.600 observaciones, 2021-2023), el modelo se equivoca de media un 9,93% del precio real (MAPE), muy por debajo del umbral de aceptación del 20% definido en la memoria -- equivalente a ±1,37 €/kg de desviación sobre el precio medio del dataset (6,84 €/kg). Es una mejora clara frente a los baselines simples evaluados (14,12% y 20,29% de error).</w:t>
       </w:r>
     </w:p>
-    <w:p ns2:paraId="23429964" ns2:textId="77777777"/>
-    <w:p ns2:paraId="4D0352D1" ns2:textId="77777777">
+    <w:p/>
+    <w:p>
       <w:pPr>
-        <w:pStyle w:val="Ttulo1"/>
+        <w:pStyle w:val="Heading1"/>
         <w:jc w:val="left"/>
       </w:pPr>
-      <w:bookmarkStart w:id="15" w:name="_Toc233976913"/>
+      <w:bookmarkStart w:id="11" w:name="_Toc233976913"/>
       <w:r>
         <w:t>5. Cuándo debo revisar manualmente</w:t>
       </w:r>
-      <w:bookmarkEnd w:id="15"/>
+      <w:bookmarkEnd w:id="11"/>
     </w:p>
-    <w:p ns2:paraId="2053022C" ns2:textId="77777777">
-      <w:r>
-        <w:t xml:space="preserve">•  Predicciones en periodos de shock de mercado, crisis sanitaria animal o cambio regulatorio repentino -- el modelo aprende de la dinámica histórica y no anticipa rupturas de esa dinámica.</w:t>
+    <w:p>
+      <w:r>
+        <w:t>•  Predicciones en periodos de shock de mercado, crisis sanitaria animal o cambio regulatorio repentino -- el modelo aprende de la dinámica histórica y no anticipa rupturas de esa dinámica.</w:t>
       </w:r>
     </w:p>
-    <w:p ns2:paraId="2053022C" ns2:textId="77777777">
-      <w:r>
-        <w:t xml:space="preserve">•  Predicciones para Baleares o Canarias -- al no tener CCAA vecina definida, el componente espacial del modelo no aporta señal adicional para estas dos regiones.</w:t>
+    <w:p>
+      <w:r>
+        <w:t>•  Predicciones para Baleares o Canarias -- al no tener CCAA vecina definida, el componente espacial del modelo no aporta señal adicional para estas dos regiones.</w:t>
       </w:r>
     </w:p>
-    <w:p ns2:paraId="2053022C" ns2:textId="77777777">
-      <w:r>
-        <w:t xml:space="preserve">•  Si el MAPE operativo observado supera el 15% durante 3 ejecuciones consecutivas, o aumenta 2 puntos porcentuales frente al baseline de producción -- la propia memoria recomienda reentrenamiento en ese caso.</w:t>
+    <w:p>
+      <w:r>
+        <w:t>•  Si el MAPE operativo observado supera el 15% durante 3 ejecuciones consecutivas, o aumenta 2 puntos porcentuales frente al baseline de producción -- la propia memoria recomienda reentrenamiento en ese caso.</w:t>
       </w:r>
     </w:p>
-    <w:p ns2:paraId="04A0CF39" ns2:textId="77777777"/>
-    <w:p ns2:paraId="283A7D53" ns2:textId="77777777">
+    <w:p/>
+    <w:p>
       <w:pPr>
-        <w:pStyle w:val="Ttulo1"/>
+        <w:pStyle w:val="Heading1"/>
         <w:jc w:val="left"/>
       </w:pPr>
-      <w:bookmarkStart w:id="16" w:name="_Toc233976914"/>
+      <w:bookmarkStart w:id="12" w:name="_Toc233976914"/>
+      <w:r>
+        <w:t>6. Qué no hace el modelo</w:t>
+      </w:r>
+      <w:bookmarkEnd w:id="12"/>
+    </w:p>
+    <w:p>
+      <w:r>
+        <w:t>•  No sustituye el criterio experto de compras ante episodios de mercado extraordinarios.</w:t>
+      </w:r>
+    </w:p>
+    <w:p>
+      <w:r>
+        <w:t>•  No predice precios a nivel de explotación individual -- solo el promedio por CCAA y producto.</w:t>
+      </w:r>
+    </w:p>
+    <w:p>
+      <w:r>
+        <w:t>•  No sustituye automáticamente el modelo base al reentrenar: el modelo reentrenado solo se usa si se indica su run de MLflow.</w:t>
+      </w:r>
+    </w:p>
+    <w:p>
       <w:r>
         <w:lastRenderedPageBreak/>
-        <w:t>6. Qué no hace el modelo</w:t>
-      </w:r>
-      <w:bookmarkEnd w:id="16"/>
+        <w:t>•  No cuantifica ni valida de forma independiente la interpretación de 'modas y gustos de consumo' -- solo el precio medio predicho.</w:t>
+      </w:r>
     </w:p>
-    <w:p ns2:paraId="36E72011" ns2:textId="77777777">
-      <w:r>
-        <w:t xml:space="preserve">•  No sustituye el criterio experto de compras ante episodios de mercado extraordinarios.</w:t>
-      </w:r>
-    </w:p>
-    <w:p ns2:paraId="36E72011" ns2:textId="77777777">
-      <w:r>
-        <w:t xml:space="preserve">•  No predice precios a nivel de explotación individual -- solo el promedio por CCAA y producto.</w:t>
-      </w:r>
-    </w:p>
-    <w:p ns2:paraId="36E72011" ns2:textId="77777777">
-      <w:r>
-        <w:t xml:space="preserve">•  No sustituye automáticamente el modelo base al reentrenar: el modelo reentrenado solo se usa si se indica su run de MLflow.</w:t>
-      </w:r>
-    </w:p>
-    <w:p ns2:paraId="36E72011" ns2:textId="77777777">
-      <w:r>
-        <w:t xml:space="preserve">•  No cuantifica ni valida de forma independiente la interpretación de 'modas y gustos de consumo' -- solo el precio medio predicho.</w:t>
-      </w:r>
-    </w:p>
-    <w:p ns2:paraId="3A0ADEDC" ns2:textId="77777777"/>
-    <w:p ns2:paraId="4E1464CE" ns2:textId="77777777">
+    <w:p/>
+    <w:p>
       <w:pPr>
-        <w:pStyle w:val="Ttulo1"/>
+        <w:pStyle w:val="Heading1"/>
         <w:jc w:val="left"/>
       </w:pPr>
-      <w:bookmarkStart w:id="17" w:name="_Toc233976915"/>
+      <w:bookmarkStart w:id="13" w:name="_Toc233976915"/>
       <w:r>
         <w:t>7. Puede equivocarse</w:t>
       </w:r>
-      <w:bookmarkEnd w:id="17"/>
+      <w:bookmarkEnd w:id="13"/>
     </w:p>
-    <w:p ns2:paraId="7F6C063A" ns2:textId="77777777">
-      <w:r>
-        <w:t xml:space="preserve">Sí. En la evaluación de test se equivoca de media un 9,93% del precio real -- una mejora clara frente a los baselines simples (14-20% de error), pero no una garantía exacta. Debe usarse como apoyo a la planificación de compras y a la evaluación de riesgo, nunca como sustituto del criterio experto ante cambios bruscos del mercado o fallos en la actualización de las fuentes de datos oficiales (MAPA/INE).</w:t>
+    <w:p>
+      <w:r>
+        <w:t>Sí. En la evaluación de test se equivoca de media un 9,93% del precio real -- una mejora clara frente a los baselines simples (14-20% de error), pero no una garantía exacta. Debe usarse como apoyo a la planificación de compras y a la evaluación de riesgo, nunca como sustituto del criterio experto ante cambios bruscos del mercado o fallos en la actualización de las fuentes de datos oficiales (MAPA/INE).</w:t>
       </w:r>
     </w:p>
-    <w:p ns2:paraId="6E37E5A4" ns2:textId="77777777"/>
-    <w:p ns2:paraId="7171A71B" ns2:textId="77777777">
+    <w:p/>
+    <w:p>
       <w:pPr>
-        <w:pStyle w:val="Ttulo1"/>
+        <w:pStyle w:val="Heading1"/>
         <w:jc w:val="left"/>
       </w:pPr>
-      <w:bookmarkStart w:id="18" w:name="_Toc233976916"/>
-      <w:r>
-        <w:t xml:space="preserve">8. KPIs del modelo</w:t>
-      </w:r>
-      <w:bookmarkEnd w:id="18"/>
+      <w:bookmarkStart w:id="14" w:name="_Toc233976916"/>
+      <w:r>
+        <w:t>8. KPIs del modelo</w:t>
+      </w:r>
+      <w:bookmarkEnd w:id="14"/>
     </w:p>
     <w:tbl>
       <w:tblPr>
@@ -1277,7 +1178,7 @@
         <w:gridCol w:w="3280"/>
         <w:gridCol w:w="3280"/>
       </w:tblGrid>
-      <w:tr ns2:paraId="722801F3" ns2:textId="77777777">
+      <w:tr>
         <w:trPr>
           <w:tblHeader/>
         </w:trPr>
@@ -1298,7 +1199,7 @@
               <w:right w:w="120" w:type="dxa"/>
             </w:tcMar>
           </w:tcPr>
-          <w:p ns2:paraId="3024B19E" ns2:textId="77777777">
+          <w:p>
             <w:r>
               <w:rPr>
                 <w:b/>
@@ -1328,7 +1229,7 @@
               <w:right w:w="120" w:type="dxa"/>
             </w:tcMar>
           </w:tcPr>
-          <w:p ns2:paraId="0ABEC927" ns2:textId="77777777">
+          <w:p>
             <w:r>
               <w:rPr>
                 <w:b/>
@@ -1358,7 +1259,7 @@
               <w:right w:w="120" w:type="dxa"/>
             </w:tcMar>
           </w:tcPr>
-          <w:p ns2:paraId="54378CF9" ns2:textId="77777777">
+          <w:p>
             <w:r>
               <w:rPr>
                 <w:b/>
@@ -1372,7 +1273,7 @@
           </w:p>
         </w:tc>
       </w:tr>
-      <w:tr ns2:paraId="5DE6C9F2" ns2:textId="77777777">
+      <w:tr>
         <w:tc>
           <w:tcPr>
             <w:tcW w:w="2800" w:type="dxa"/>
@@ -1390,9 +1291,9 @@
               <w:right w:w="120" w:type="dxa"/>
             </w:tcMar>
           </w:tcPr>
-          <w:p ns2:paraId="1D8670CB" ns2:textId="77777777">
-            <w:r>
-              <w:t xml:space="preserve">Criterio de aceptación del proyecto: MAPE de test</w:t>
+          <w:p>
+            <w:r>
+              <w:t>Criterio de aceptación del proyecto: MAPE de test</w:t>
             </w:r>
           </w:p>
         </w:tc>
@@ -1413,9 +1314,9 @@
               <w:right w:w="120" w:type="dxa"/>
             </w:tcMar>
           </w:tcPr>
-          <w:p ns2:paraId="49A1DCB5" ns2:textId="77777777">
-            <w:r>
-              <w:t xml:space="preserve">MAPE &lt;= 20% (memoria, sección 'Validación temporal y calibración de umbrales')</w:t>
+          <w:p>
+            <w:r>
+              <w:t>MAPE &lt;= 20% (memoria, sección 'Validación temporal y calibración de umbrales')</w:t>
             </w:r>
           </w:p>
         </w:tc>
@@ -1436,14 +1337,14 @@
               <w:right w:w="120" w:type="dxa"/>
             </w:tcMar>
           </w:tcPr>
-          <w:p ns2:paraId="619CF819" ns2:textId="77777777">
-            <w:r>
-              <w:t xml:space="preserve">CUMPLE con amplio margen: MAPE test = 9,93% (exactitud del 90,07%).</w:t>
+          <w:p>
+            <w:r>
+              <w:t>CUMPLE con amplio margen: MAPE test = 9,93% (exactitud del 90,07%).</w:t>
             </w:r>
           </w:p>
         </w:tc>
       </w:tr>
-      <w:tr ns2:paraId="5DE6C9F2" ns2:textId="77777777">
+      <w:tr>
         <w:tc>
           <w:tcPr>
             <w:tcW w:w="2800" w:type="dxa"/>
@@ -1461,9 +1362,9 @@
               <w:right w:w="120" w:type="dxa"/>
             </w:tcMar>
           </w:tcPr>
-          <w:p ns2:paraId="1D8670CB" ns2:textId="77777777">
-            <w:r>
-              <w:t xml:space="preserve">Consistencia validación -&gt; test (ausencia de sobreajuste)</w:t>
+          <w:p>
+            <w:r>
+              <w:t>Consistencia validación -&gt; test (ausencia de sobreajuste)</w:t>
             </w:r>
           </w:p>
         </w:tc>
@@ -1484,9 +1385,9 @@
               <w:right w:w="120" w:type="dxa"/>
             </w:tcMar>
           </w:tcPr>
-          <w:p ns2:paraId="49A1DCB5" ns2:textId="77777777">
-            <w:r>
-              <w:t xml:space="preserve">El MAPE de test no debe degradarse sustancialmente frente al de validación</w:t>
+          <w:p>
+            <w:r>
+              <w:t>El MAPE de test no debe degradarse sustancialmente frente al de validación</w:t>
             </w:r>
           </w:p>
         </w:tc>
@@ -1507,14 +1408,14 @@
               <w:right w:w="120" w:type="dxa"/>
             </w:tcMar>
           </w:tcPr>
-          <w:p ns2:paraId="619CF819" ns2:textId="77777777">
-            <w:r>
-              <w:t xml:space="preserve">CUMPLE: val_MAPE=9,97% frente a test_MAPE=9,93% -- de hecho mejora ligeramente.</w:t>
+          <w:p>
+            <w:r>
+              <w:t>CUMPLE: val_MAPE=9,97% frente a test_MAPE=9,93% -- de hecho mejora ligeramente.</w:t>
             </w:r>
           </w:p>
         </w:tc>
       </w:tr>
-      <w:tr ns2:paraId="5DE6C9F2" ns2:textId="77777777">
+      <w:tr>
         <w:tc>
           <w:tcPr>
             <w:tcW w:w="2800" w:type="dxa"/>
@@ -1532,9 +1433,9 @@
               <w:right w:w="120" w:type="dxa"/>
             </w:tcMar>
           </w:tcPr>
-          <w:p ns2:paraId="1D8670CB" ns2:textId="77777777">
-            <w:r>
-              <w:t xml:space="preserve">Aportación de los lags espaciales</w:t>
+          <w:p>
+            <w:r>
+              <w:t>Aportación de los lags espaciales</w:t>
             </w:r>
           </w:p>
         </w:tc>
@@ -1555,9 +1456,9 @@
               <w:right w:w="120" w:type="dxa"/>
             </w:tcMar>
           </w:tcPr>
-          <w:p ns2:paraId="49A1DCB5" ns2:textId="77777777">
-            <w:r>
-              <w:t xml:space="preserve">El modelo con lags espaciales debe mejorar frente al mismo modelo sin ellos</w:t>
+          <w:p>
+            <w:r>
+              <w:t>El modelo con lags espaciales debe mejorar frente al mismo modelo sin ellos</w:t>
             </w:r>
           </w:p>
         </w:tc>
@@ -1578,21 +1479,21 @@
               <w:right w:w="120" w:type="dxa"/>
             </w:tcMar>
           </w:tcPr>
-          <w:p ns2:paraId="619CF819" ns2:textId="77777777">
-            <w:r>
-              <w:t xml:space="preserve">CUMPLE (memoria, impacto de la matriz de vecindad): val_MAPE pasa de 27,26% (sin vecindad) a 10,76% (con vecindad) en la fase de ablación específica de este componente.</w:t>
+          <w:p>
+            <w:r>
+              <w:t>CUMPLE (memoria, impacto de la matriz de vecindad): val_MAPE pasa de 27,26% (sin vecindad) a 10,76% (con vecindad) en la fase de ablación específica de este componente.</w:t>
             </w:r>
           </w:p>
         </w:tc>
       </w:tr>
     </w:tbl>
-    <w:p ns2:paraId="45F4C421" ns2:textId="79EF27F4">
+    <w:p>
       <w:pPr>
-        <w:pStyle w:val="Descripcin"/>
+        <w:pStyle w:val="Caption"/>
         <w:jc w:val="center"/>
       </w:pPr>
-      <w:bookmarkStart w:id="19" w:name="_Toc233977248"/>
-      <w:bookmarkStart w:id="20" w:name="_Toc233977286"/>
+      <w:bookmarkStart w:id="15" w:name="_Toc233977248"/>
+      <w:bookmarkStart w:id="16" w:name="_Toc233977286"/>
       <w:r>
         <w:t xml:space="preserve">Tabla </w:t>
       </w:r>
@@ -1607,20 +1508,19 @@
       <w:r>
         <w:t xml:space="preserve"> KPIs del modelo</w:t>
       </w:r>
-      <w:bookmarkEnd w:id="19"/>
-      <w:bookmarkEnd w:id="20"/>
+      <w:bookmarkEnd w:id="15"/>
+      <w:bookmarkEnd w:id="16"/>
     </w:p>
-    <w:p ns2:paraId="5A151328" ns2:textId="77777777">
+    <w:p>
       <w:pPr>
-        <w:pStyle w:val="Ttulo1"/>
+        <w:pStyle w:val="Heading1"/>
         <w:jc w:val="left"/>
       </w:pPr>
-      <w:bookmarkStart w:id="21" w:name="_Toc233976917"/>
-      <w:r>
-        <w:lastRenderedPageBreak/>
+      <w:bookmarkStart w:id="17" w:name="_Toc233976917"/>
+      <w:r>
         <w:t>9. Limitaciones conocidas</w:t>
       </w:r>
-      <w:bookmarkEnd w:id="21"/>
+      <w:bookmarkEnd w:id="17"/>
     </w:p>
     <w:tbl>
       <w:tblPr>
@@ -1641,7 +1541,7 @@
         <w:gridCol w:w="3120"/>
         <w:gridCol w:w="6240"/>
       </w:tblGrid>
-      <w:tr ns2:paraId="1F18AF22" ns2:textId="77777777">
+      <w:tr>
         <w:trPr>
           <w:tblHeader/>
         </w:trPr>
@@ -1662,7 +1562,7 @@
               <w:right w:w="120" w:type="dxa"/>
             </w:tcMar>
           </w:tcPr>
-          <w:p ns2:paraId="758CD852" ns2:textId="77777777">
+          <w:p>
             <w:r>
               <w:rPr>
                 <w:b/>
@@ -1692,7 +1592,7 @@
               <w:right w:w="120" w:type="dxa"/>
             </w:tcMar>
           </w:tcPr>
-          <w:p ns2:paraId="3753A61E" ns2:textId="77777777">
+          <w:p>
             <w:r>
               <w:rPr>
                 <w:b/>
@@ -1706,7 +1606,7 @@
           </w:p>
         </w:tc>
       </w:tr>
-      <w:tr ns2:paraId="51FCD1DF" ns2:textId="77777777">
+      <w:tr>
         <w:tc>
           <w:tcPr>
             <w:tcW w:w="3120" w:type="dxa"/>
@@ -1724,9 +1624,9 @@
               <w:right w:w="120" w:type="dxa"/>
             </w:tcMar>
           </w:tcPr>
-          <w:p ns2:paraId="4308B354" ns2:textId="77777777">
-            <w:r>
-              <w:t xml:space="preserve">Frecuencia mensual</w:t>
+          <w:p>
+            <w:r>
+              <w:t>Frecuencia mensual</w:t>
             </w:r>
           </w:p>
         </w:tc>
@@ -1747,14 +1647,18 @@
               <w:right w:w="120" w:type="dxa"/>
             </w:tcMar>
           </w:tcPr>
-          <w:p ns2:paraId="3FD46393" ns2:textId="77777777">
-            <w:r>
-              <w:t xml:space="preserve">El modelo opera con granularidad mensual. Aunque esto aporta estabilidad y reduce el ruido, no captura fluctuaciones de precio intramensuales que podrían ser relevantes para decisiones de inventario de muy corto plazo en productos perecederos (advertencia explícita de la memoria).</w:t>
+          <w:p>
+            <w:r>
+              <w:t xml:space="preserve">El modelo opera con granularidad mensual. Aunque esto aporta estabilidad y reduce el ruido, no captura fluctuaciones de precio intramensuales que podrían ser relevantes para decisiones de inventario de muy corto </w:t>
+            </w:r>
+            <w:r>
+              <w:lastRenderedPageBreak/>
+              <w:t>plazo en productos perecederos (advertencia explícita de la memoria).</w:t>
             </w:r>
           </w:p>
         </w:tc>
       </w:tr>
-      <w:tr ns2:paraId="51FCD1DF" ns2:textId="77777777">
+      <w:tr>
         <w:tc>
           <w:tcPr>
             <w:tcW w:w="3120" w:type="dxa"/>
@@ -1772,9 +1676,10 @@
               <w:right w:w="120" w:type="dxa"/>
             </w:tcMar>
           </w:tcPr>
-          <w:p ns2:paraId="4308B354" ns2:textId="77777777">
-            <w:r>
-              <w:t xml:space="preserve">Deriva de datos entre validación y test</w:t>
+          <w:p>
+            <w:r>
+              <w:lastRenderedPageBreak/>
+              <w:t>Deriva de datos entre validación y test</w:t>
             </w:r>
           </w:p>
         </w:tc>
@@ -1795,14 +1700,14 @@
               <w:right w:w="120" w:type="dxa"/>
             </w:tcMar>
           </w:tcPr>
-          <w:p ns2:paraId="3FD46393" ns2:textId="77777777">
-            <w:r>
-              <w:t xml:space="preserve">La memoria documenta un descenso del R² de 0,843 en validación a 0,811 en test, y recomienda una alerta operativa si el MAPE de inferencia supera el 15% durante 3 ejecuciones consecutivas, o un reentrenamiento programado trimestral.</w:t>
+          <w:p>
+            <w:r>
+              <w:t>La memoria documenta un descenso del R² de 0,843 en validación a 0,811 en test, y recomienda una alerta operativa si el MAPE de inferencia supera el 15% durante 3 ejecuciones consecutivas, o un reentrenamiento programado trimestral.</w:t>
             </w:r>
           </w:p>
         </w:tc>
       </w:tr>
-      <w:tr ns2:paraId="51FCD1DF" ns2:textId="77777777">
+      <w:tr>
         <w:tc>
           <w:tcPr>
             <w:tcW w:w="3120" w:type="dxa"/>
@@ -1820,9 +1725,9 @@
               <w:right w:w="120" w:type="dxa"/>
             </w:tcMar>
           </w:tcPr>
-          <w:p ns2:paraId="4308B354" ns2:textId="77777777">
-            <w:r>
-              <w:t xml:space="preserve">Fallback a valor propio en CCAA sin vecindad geográfica (Baleares, Canarias)</w:t>
+          <w:p>
+            <w:r>
+              <w:t>Fallback a valor propio en CCAA sin vecindad geográfica (Baleares, Canarias)</w:t>
             </w:r>
           </w:p>
         </w:tc>
@@ -1843,14 +1748,14 @@
               <w:right w:w="120" w:type="dxa"/>
             </w:tcMar>
           </w:tcPr>
-          <w:p ns2:paraId="3FD46393" ns2:textId="77777777">
-            <w:r>
-              <w:t xml:space="preserve">El lag espacial de estas dos comunidades insulares usa su propio valor como aproximación (no hay CCAA vecina definida en la matriz de vecindad). Es un comportamiento documentado y verificado (ver golden_cases caso Baleares), no un error -- pero implica que la señal espacial no aporta información adicional para estas dos regiones.</w:t>
+          <w:p>
+            <w:r>
+              <w:t>El lag espacial de estas dos comunidades insulares usa su propio valor como aproximación (no hay CCAA vecina definida en la matriz de vecindad). Es un comportamiento documentado y verificado (ver golden_cases caso Baleares), no un error -- pero implica que la señal espacial no aporta información adicional para estas dos regiones.</w:t>
             </w:r>
           </w:p>
         </w:tc>
       </w:tr>
-      <w:tr ns2:paraId="51FCD1DF" ns2:textId="77777777">
+      <w:tr>
         <w:tc>
           <w:tcPr>
             <w:tcW w:w="3120" w:type="dxa"/>
@@ -1868,9 +1773,9 @@
               <w:right w:w="120" w:type="dxa"/>
             </w:tcMar>
           </w:tcPr>
-          <w:p ns2:paraId="4308B354" ns2:textId="77777777">
-            <w:r>
-              <w:t xml:space="preserve">Reentrenamiento: requisitos y coste</w:t>
+          <w:p>
+            <w:r>
+              <w:t>Reentrenamiento: requisitos y coste</w:t>
             </w:r>
           </w:p>
         </w:tc>
@@ -1891,14 +1796,14 @@
               <w:right w:w="120" w:type="dxa"/>
             </w:tcMar>
           </w:tcPr>
-          <w:p ns2:paraId="3FD46393" ns2:textId="77777777">
-            <w:r>
-              <w:t xml:space="preserve">El reentrenamiento por usuario repite el procedimiento del equipo de IA desde cero (no ajuste fino) y necesita un histórico mensual en el formato del dataset de modelado con suficientes fechas para el split temporal 70/15/15 y más de 12 meses por combinación CCAA-Producto. Con el dataset completo tarda unos 2,5 minutos en CPU dentro de la petición. El modelo reentrenado solo se guarda en MLflow y se usa indicando su run; el modelo base no cambia.</w:t>
+          <w:p>
+            <w:r>
+              <w:t>El reentrenamiento por usuario repite el procedimiento del equipo de IA desde cero (no ajuste fino) y necesita un histórico mensual en el formato del dataset de modelado con suficientes fechas para el split temporal 70/15/15 y más de 12 meses por combinación CCAA-Producto. Con el dataset completo tarda unos 2,5 minutos en CPU dentro de la petición. El modelo reentrenado solo se guarda en MLflow y se usa indicando su run; el modelo base no cambia.</w:t>
             </w:r>
           </w:p>
         </w:tc>
       </w:tr>
-      <w:tr ns2:paraId="51FCD1DF" ns2:textId="77777777">
+      <w:tr>
         <w:tc>
           <w:tcPr>
             <w:tcW w:w="3120" w:type="dxa"/>
@@ -1916,9 +1821,9 @@
               <w:right w:w="120" w:type="dxa"/>
             </w:tcMar>
           </w:tcPr>
-          <w:p ns2:paraId="4308B354" ns2:textId="77777777">
-            <w:r>
-              <w:t xml:space="preserve">Dependencia de fuentes de datos externas (MAPA/INE)</w:t>
+          <w:p>
+            <w:r>
+              <w:t>Dependencia de fuentes de datos externas (MAPA/INE)</w:t>
             </w:r>
           </w:p>
         </w:tc>
@@ -1939,21 +1844,21 @@
               <w:right w:w="120" w:type="dxa"/>
             </w:tcMar>
           </w:tcPr>
-          <w:p ns2:paraId="3FD46393" ns2:textId="77777777">
-            <w:r>
-              <w:t xml:space="preserve">El dataset depende de la publicación anual del panel de consumo MAPA y de los indicadores de población/renta del INE (este último con hasta 12 meses de retraso). Si una fuente no se actualiza, el modelo en producción sigue siendo válido para el periodo anterior, pero no debe reentrenarse hasta restablecer los datos (protocolo explícito en el README).</w:t>
+          <w:p>
+            <w:r>
+              <w:t>El dataset depende de la publicación anual del panel de consumo MAPA y de los indicadores de población/renta del INE (este último con hasta 12 meses de retraso). Si una fuente no se actualiza, el modelo en producción sigue siendo válido para el periodo anterior, pero no debe reentrenarse hasta restablecer los datos (protocolo explícito en el README).</w:t>
             </w:r>
           </w:p>
         </w:tc>
       </w:tr>
     </w:tbl>
-    <w:p ns2:paraId="1FA4B2C9" ns2:textId="4B35F67D">
+    <w:p>
       <w:pPr>
-        <w:pStyle w:val="Descripcin"/>
+        <w:pStyle w:val="Caption"/>
         <w:jc w:val="center"/>
       </w:pPr>
-      <w:bookmarkStart w:id="22" w:name="_Toc233977249"/>
-      <w:bookmarkStart w:id="23" w:name="_Toc233977287"/>
+      <w:bookmarkStart w:id="18" w:name="_Toc233977249"/>
+      <w:bookmarkStart w:id="19" w:name="_Toc233977287"/>
       <w:r>
         <w:t xml:space="preserve">Tabla </w:t>
       </w:r>
@@ -1968,18 +1873,18 @@
       <w:r>
         <w:t xml:space="preserve"> Limitaciones conocidas</w:t>
       </w:r>
-      <w:bookmarkEnd w:id="22"/>
-      <w:bookmarkEnd w:id="23"/>
+      <w:bookmarkEnd w:id="18"/>
+      <w:bookmarkEnd w:id="19"/>
     </w:p>
-    <w:p ns2:paraId="0C6B9E4B" ns2:textId="77777777">
+    <w:p>
       <w:pPr>
         <w:rPr>
           <w:rFonts w:ascii="Liberation sans narrow regular" w:eastAsia="Liberation sans narrow regular" w:hAnsi="Liberation sans narrow regular" w:cs="Liberation sans narrow regular"/>
         </w:rPr>
       </w:pPr>
     </w:p>
-    <w:p ns2:paraId="17A44B7C" ns2:textId="77777777"/>
-    <w:p ns2:paraId="14F09C48" ns2:textId="77777777">
+    <w:p/>
+    <w:p>
       <w:pPr>
         <w:tabs>
           <w:tab w:val="left" w:pos="-142"/>
@@ -1991,10 +1896,10 @@
       </w:pPr>
     </w:p>
     <w:sectPr>
-      <w:headerReference w:type="even" ns7:id="rId12"/>
-      <w:headerReference w:type="default" ns7:id="rId13"/>
-      <w:footerReference w:type="default" ns7:id="rId14"/>
-      <w:footerReference w:type="first" ns7:id="rId15"/>
+      <w:headerReference w:type="even" r:id="rId12"/>
+      <w:headerReference w:type="default" r:id="rId13"/>
+      <w:footerReference w:type="default" r:id="rId14"/>
+      <w:footerReference w:type="first" r:id="rId15"/>
       <w:pgSz w:w="11906" w:h="16838"/>
       <w:pgMar w:top="1417" w:right="1701" w:bottom="1417" w:left="1701" w:header="708" w:footer="708" w:gutter="0"/>
       <w:pgNumType w:start="1"/>
@@ -2747,7 +2652,7 @@
         <w:noProof/>
         <w:color w:val="000000"/>
       </w:rPr>
-      <w:t xml:space="preserve">2</w:t>
+      <w:t>2</w:t>
     </w:r>
     <w:r>
       <w:rPr>
@@ -2769,7 +2674,7 @@
         <w:rFonts w:ascii="Liberalisation sans narrow" w:eastAsia="Liberalisation sans narrow" w:hAnsi="Liberalisation sans narrow" w:cs="Liberalisation sans narrow"/>
         <w:color w:val="000000"/>
       </w:rPr>
-      <w:t xml:space="preserve">meat-spatial-price-forecast</w:t>
+      <w:t>meat-spatial-price-forecast</w:t>
     </w:r>
     <w:proofErr w:type="spellEnd"/>
     <w:r>
@@ -3325,11 +3230,11 @@
     <w:name w:val="Normal"/>
     <w:qFormat/>
   </w:style>
-  <w:style w:type="paragraph" w:styleId="Ttulo1">
+  <w:style w:type="paragraph" w:styleId="Heading1">
     <w:name w:val="heading 1"/>
     <w:basedOn w:val="Normal"/>
     <w:next w:val="Normal"/>
-    <w:link w:val="Ttulo1Car"/>
+    <w:link w:val="Heading1Char"/>
     <w:uiPriority w:val="9"/>
     <w:qFormat/>
     <w:pPr>
@@ -3347,11 +3252,11 @@
       <w:szCs w:val="36"/>
     </w:rPr>
   </w:style>
-  <w:style w:type="paragraph" w:styleId="Ttulo2">
+  <w:style w:type="paragraph" w:styleId="Heading2">
     <w:name w:val="heading 2"/>
     <w:basedOn w:val="Normal"/>
     <w:next w:val="Normal"/>
-    <w:link w:val="Ttulo2Car"/>
+    <w:link w:val="Heading2Char"/>
     <w:uiPriority w:val="9"/>
     <w:semiHidden/>
     <w:unhideWhenUsed/>
@@ -3370,11 +3275,11 @@
       <w:szCs w:val="32"/>
     </w:rPr>
   </w:style>
-  <w:style w:type="paragraph" w:styleId="Ttulo3">
+  <w:style w:type="paragraph" w:styleId="Heading3">
     <w:name w:val="heading 3"/>
     <w:basedOn w:val="Normal"/>
     <w:next w:val="Normal"/>
-    <w:link w:val="Ttulo3Car"/>
+    <w:link w:val="Heading3Char"/>
     <w:uiPriority w:val="9"/>
     <w:semiHidden/>
     <w:unhideWhenUsed/>
@@ -3393,11 +3298,11 @@
       <w:szCs w:val="28"/>
     </w:rPr>
   </w:style>
-  <w:style w:type="paragraph" w:styleId="Ttulo4">
+  <w:style w:type="paragraph" w:styleId="Heading4">
     <w:name w:val="heading 4"/>
     <w:basedOn w:val="Normal"/>
     <w:next w:val="Normal"/>
-    <w:link w:val="Ttulo4Car"/>
+    <w:link w:val="Heading4Char"/>
     <w:uiPriority w:val="9"/>
     <w:semiHidden/>
     <w:unhideWhenUsed/>
@@ -3416,11 +3321,11 @@
       <w:szCs w:val="24"/>
     </w:rPr>
   </w:style>
-  <w:style w:type="paragraph" w:styleId="Ttulo5">
+  <w:style w:type="paragraph" w:styleId="Heading5">
     <w:name w:val="heading 5"/>
     <w:basedOn w:val="Normal"/>
     <w:next w:val="Normal"/>
-    <w:link w:val="Ttulo5Car"/>
+    <w:link w:val="Heading5Char"/>
     <w:uiPriority w:val="9"/>
     <w:semiHidden/>
     <w:unhideWhenUsed/>
@@ -3438,11 +3343,11 @@
       <w:color w:val="284546"/>
     </w:rPr>
   </w:style>
-  <w:style w:type="paragraph" w:styleId="Ttulo6">
+  <w:style w:type="paragraph" w:styleId="Heading6">
     <w:name w:val="heading 6"/>
     <w:basedOn w:val="Normal"/>
     <w:next w:val="Normal"/>
-    <w:link w:val="Ttulo6Car"/>
+    <w:link w:val="Heading6Char"/>
     <w:uiPriority w:val="9"/>
     <w:semiHidden/>
     <w:unhideWhenUsed/>
@@ -3462,11 +3367,11 @@
       <w:color w:val="1B2E2F"/>
     </w:rPr>
   </w:style>
-  <w:style w:type="paragraph" w:styleId="Ttulo7">
+  <w:style w:type="paragraph" w:styleId="Heading7">
     <w:name w:val="heading 7"/>
     <w:basedOn w:val="Normal"/>
     <w:next w:val="Normal"/>
-    <w:link w:val="Ttulo7Car"/>
+    <w:link w:val="Heading7Char"/>
     <w:uiPriority w:val="9"/>
     <w:unhideWhenUsed/>
     <w:qFormat/>
@@ -3484,11 +3389,11 @@
       <w:color w:val="1B2E2E" w:themeColor="accent1" w:themeShade="80"/>
     </w:rPr>
   </w:style>
-  <w:style w:type="paragraph" w:styleId="Ttulo8">
+  <w:style w:type="paragraph" w:styleId="Heading8">
     <w:name w:val="heading 8"/>
     <w:basedOn w:val="Normal"/>
     <w:next w:val="Normal"/>
-    <w:link w:val="Ttulo8Car"/>
+    <w:link w:val="Heading8Char"/>
     <w:uiPriority w:val="9"/>
     <w:unhideWhenUsed/>
     <w:qFormat/>
@@ -3508,11 +3413,11 @@
       <w:color w:val="1B2E2E" w:themeColor="accent1" w:themeShade="80"/>
     </w:rPr>
   </w:style>
-  <w:style w:type="paragraph" w:styleId="Ttulo9">
+  <w:style w:type="paragraph" w:styleId="Heading9">
     <w:name w:val="heading 9"/>
     <w:basedOn w:val="Normal"/>
     <w:next w:val="Normal"/>
-    <w:link w:val="Ttulo9Car"/>
+    <w:link w:val="Heading9Char"/>
     <w:uiPriority w:val="9"/>
     <w:semiHidden/>
     <w:unhideWhenUsed/>
@@ -3531,13 +3436,13 @@
       <w:color w:val="1B2E2E" w:themeColor="accent1" w:themeShade="80"/>
     </w:rPr>
   </w:style>
-  <w:style w:type="character" w:default="1" w:styleId="Fuentedeprrafopredeter">
+  <w:style w:type="character" w:default="1" w:styleId="DefaultParagraphFont">
     <w:name w:val="Default Paragraph Font"/>
     <w:uiPriority w:val="1"/>
     <w:semiHidden/>
     <w:unhideWhenUsed/>
   </w:style>
-  <w:style w:type="table" w:default="1" w:styleId="Tablanormal">
+  <w:style w:type="table" w:default="1" w:styleId="TableNormal">
     <w:name w:val="Normal Table"/>
     <w:uiPriority w:val="99"/>
     <w:semiHidden/>
@@ -3552,13 +3457,13 @@
       </w:tblCellMar>
     </w:tblPr>
   </w:style>
-  <w:style w:type="numbering" w:default="1" w:styleId="Sinlista">
+  <w:style w:type="numbering" w:default="1" w:styleId="NoList">
     <w:name w:val="No List"/>
     <w:uiPriority w:val="99"/>
     <w:semiHidden/>
     <w:unhideWhenUsed/>
   </w:style>
-  <w:style w:type="table" w:customStyle="1" w:styleId="TableNormal">
+  <w:style w:type="table" w:customStyle="1" w:styleId="TableNormal0">
     <w:name w:val="TableNormal"/>
     <w:tblPr>
       <w:tblCellMar>
@@ -3569,11 +3474,11 @@
       </w:tblCellMar>
     </w:tblPr>
   </w:style>
-  <w:style w:type="paragraph" w:styleId="Ttulo">
+  <w:style w:type="paragraph" w:styleId="Title">
     <w:name w:val="Title"/>
     <w:basedOn w:val="Normal"/>
     <w:next w:val="Normal"/>
-    <w:link w:val="TtuloCar"/>
+    <w:link w:val="TitleChar"/>
     <w:uiPriority w:val="10"/>
     <w:qFormat/>
     <w:pPr>
@@ -3588,10 +3493,10 @@
       <w:szCs w:val="72"/>
     </w:rPr>
   </w:style>
-  <w:style w:type="character" w:customStyle="1" w:styleId="Ttulo1Car">
-    <w:name w:val="Título 1 Car"/>
-    <w:basedOn w:val="Fuentedeprrafopredeter"/>
-    <w:link w:val="Ttulo1"/>
+  <w:style w:type="character" w:customStyle="1" w:styleId="Heading1Char">
+    <w:name w:val="Heading 1 Char"/>
+    <w:basedOn w:val="DefaultParagraphFont"/>
+    <w:link w:val="Heading1"/>
     <w:uiPriority w:val="9"/>
     <w:rsid w:val="00AB39A2"/>
     <w:rPr>
@@ -3601,10 +3506,10 @@
       <w:szCs w:val="36"/>
     </w:rPr>
   </w:style>
-  <w:style w:type="character" w:customStyle="1" w:styleId="Ttulo2Car">
-    <w:name w:val="Título 2 Car"/>
-    <w:basedOn w:val="Fuentedeprrafopredeter"/>
-    <w:link w:val="Ttulo2"/>
+  <w:style w:type="character" w:customStyle="1" w:styleId="Heading2Char">
+    <w:name w:val="Heading 2 Char"/>
+    <w:basedOn w:val="DefaultParagraphFont"/>
+    <w:link w:val="Heading2"/>
     <w:uiPriority w:val="9"/>
     <w:rsid w:val="00AB39A2"/>
     <w:rPr>
@@ -3614,10 +3519,10 @@
       <w:szCs w:val="32"/>
     </w:rPr>
   </w:style>
-  <w:style w:type="character" w:customStyle="1" w:styleId="Ttulo3Car">
-    <w:name w:val="Título 3 Car"/>
-    <w:basedOn w:val="Fuentedeprrafopredeter"/>
-    <w:link w:val="Ttulo3"/>
+  <w:style w:type="character" w:customStyle="1" w:styleId="Heading3Char">
+    <w:name w:val="Heading 3 Char"/>
+    <w:basedOn w:val="DefaultParagraphFont"/>
+    <w:link w:val="Heading3"/>
     <w:uiPriority w:val="9"/>
     <w:rsid w:val="00AB39A2"/>
     <w:rPr>
@@ -3627,10 +3532,10 @@
       <w:szCs w:val="28"/>
     </w:rPr>
   </w:style>
-  <w:style w:type="character" w:customStyle="1" w:styleId="Ttulo4Car">
-    <w:name w:val="Título 4 Car"/>
-    <w:basedOn w:val="Fuentedeprrafopredeter"/>
-    <w:link w:val="Ttulo4"/>
+  <w:style w:type="character" w:customStyle="1" w:styleId="Heading4Char">
+    <w:name w:val="Heading 4 Char"/>
+    <w:basedOn w:val="DefaultParagraphFont"/>
+    <w:link w:val="Heading4"/>
     <w:uiPriority w:val="9"/>
     <w:rsid w:val="00AB39A2"/>
     <w:rPr>
@@ -3640,10 +3545,10 @@
       <w:szCs w:val="24"/>
     </w:rPr>
   </w:style>
-  <w:style w:type="character" w:customStyle="1" w:styleId="Ttulo5Car">
-    <w:name w:val="Título 5 Car"/>
-    <w:basedOn w:val="Fuentedeprrafopredeter"/>
-    <w:link w:val="Ttulo5"/>
+  <w:style w:type="character" w:customStyle="1" w:styleId="Heading5Char">
+    <w:name w:val="Heading 5 Char"/>
+    <w:basedOn w:val="DefaultParagraphFont"/>
+    <w:link w:val="Heading5"/>
     <w:uiPriority w:val="9"/>
     <w:rsid w:val="00AB39A2"/>
     <w:rPr>
@@ -3652,10 +3557,10 @@
       <w:color w:val="284546" w:themeColor="accent1" w:themeShade="BF"/>
     </w:rPr>
   </w:style>
-  <w:style w:type="character" w:customStyle="1" w:styleId="Ttulo6Car">
-    <w:name w:val="Título 6 Car"/>
-    <w:basedOn w:val="Fuentedeprrafopredeter"/>
-    <w:link w:val="Ttulo6"/>
+  <w:style w:type="character" w:customStyle="1" w:styleId="Heading6Char">
+    <w:name w:val="Heading 6 Char"/>
+    <w:basedOn w:val="DefaultParagraphFont"/>
+    <w:link w:val="Heading6"/>
     <w:uiPriority w:val="9"/>
     <w:rsid w:val="00AB39A2"/>
     <w:rPr>
@@ -3666,10 +3571,10 @@
       <w:color w:val="1B2E2E" w:themeColor="accent1" w:themeShade="80"/>
     </w:rPr>
   </w:style>
-  <w:style w:type="character" w:customStyle="1" w:styleId="Ttulo7Car">
-    <w:name w:val="Título 7 Car"/>
-    <w:basedOn w:val="Fuentedeprrafopredeter"/>
-    <w:link w:val="Ttulo7"/>
+  <w:style w:type="character" w:customStyle="1" w:styleId="Heading7Char">
+    <w:name w:val="Heading 7 Char"/>
+    <w:basedOn w:val="DefaultParagraphFont"/>
+    <w:link w:val="Heading7"/>
     <w:uiPriority w:val="9"/>
     <w:rsid w:val="00AB39A2"/>
     <w:rPr>
@@ -3679,10 +3584,10 @@
       <w:color w:val="1B2E2E" w:themeColor="accent1" w:themeShade="80"/>
     </w:rPr>
   </w:style>
-  <w:style w:type="character" w:customStyle="1" w:styleId="Ttulo8Car">
-    <w:name w:val="Título 8 Car"/>
-    <w:basedOn w:val="Fuentedeprrafopredeter"/>
-    <w:link w:val="Ttulo8"/>
+  <w:style w:type="character" w:customStyle="1" w:styleId="Heading8Char">
+    <w:name w:val="Heading 8 Char"/>
+    <w:basedOn w:val="DefaultParagraphFont"/>
+    <w:link w:val="Heading8"/>
     <w:uiPriority w:val="9"/>
     <w:rsid w:val="00AB39A2"/>
     <w:rPr>
@@ -3694,10 +3599,10 @@
       <w:color w:val="1B2E2E" w:themeColor="accent1" w:themeShade="80"/>
     </w:rPr>
   </w:style>
-  <w:style w:type="character" w:customStyle="1" w:styleId="Ttulo9Car">
-    <w:name w:val="Título 9 Car"/>
-    <w:basedOn w:val="Fuentedeprrafopredeter"/>
-    <w:link w:val="Ttulo9"/>
+  <w:style w:type="character" w:customStyle="1" w:styleId="Heading9Char">
+    <w:name w:val="Heading 9 Char"/>
+    <w:basedOn w:val="DefaultParagraphFont"/>
+    <w:link w:val="Heading9"/>
     <w:uiPriority w:val="9"/>
     <w:semiHidden/>
     <w:rsid w:val="00AB39A2"/>
@@ -3708,11 +3613,11 @@
       <w:color w:val="1B2E2E" w:themeColor="accent1" w:themeShade="80"/>
     </w:rPr>
   </w:style>
-  <w:style w:type="paragraph" w:styleId="Descripcin">
+  <w:style w:type="paragraph" w:styleId="Caption">
     <w:name w:val="caption"/>
     <w:basedOn w:val="Normal"/>
     <w:next w:val="Normal"/>
-    <w:link w:val="DescripcinCar"/>
+    <w:link w:val="CaptionChar"/>
     <w:unhideWhenUsed/>
     <w:qFormat/>
     <w:rsid w:val="00AB39A2"/>
@@ -3726,10 +3631,10 @@
       <w:color w:val="739A8A" w:themeColor="text2"/>
     </w:rPr>
   </w:style>
-  <w:style w:type="character" w:customStyle="1" w:styleId="TtuloCar">
-    <w:name w:val="Título Car"/>
-    <w:basedOn w:val="Fuentedeprrafopredeter"/>
-    <w:link w:val="Ttulo"/>
+  <w:style w:type="character" w:customStyle="1" w:styleId="TitleChar">
+    <w:name w:val="Title Char"/>
+    <w:basedOn w:val="DefaultParagraphFont"/>
+    <w:link w:val="Title"/>
     <w:uiPriority w:val="10"/>
     <w:rsid w:val="00AB39A2"/>
     <w:rPr>
@@ -3741,10 +3646,10 @@
       <w:szCs w:val="72"/>
     </w:rPr>
   </w:style>
-  <w:style w:type="character" w:customStyle="1" w:styleId="SubttuloCar">
-    <w:name w:val="Subtítulo Car"/>
-    <w:basedOn w:val="Fuentedeprrafopredeter"/>
-    <w:link w:val="Subttulo"/>
+  <w:style w:type="character" w:customStyle="1" w:styleId="SubtitleChar">
+    <w:name w:val="Subtitle Char"/>
+    <w:basedOn w:val="DefaultParagraphFont"/>
+    <w:link w:val="Subtitle"/>
     <w:uiPriority w:val="11"/>
     <w:rsid w:val="00AB39A2"/>
     <w:rPr>
@@ -3754,9 +3659,9 @@
       <w:szCs w:val="28"/>
     </w:rPr>
   </w:style>
-  <w:style w:type="character" w:styleId="Fuerte">
+  <w:style w:type="character" w:styleId="Strong">
     <w:name w:val="Strong"/>
-    <w:basedOn w:val="Fuentedeprrafopredeter"/>
+    <w:basedOn w:val="DefaultParagraphFont"/>
     <w:uiPriority w:val="22"/>
     <w:qFormat/>
     <w:rsid w:val="00AB39A2"/>
@@ -3765,9 +3670,9 @@
       <w:bCs/>
     </w:rPr>
   </w:style>
-  <w:style w:type="character" w:styleId="nfasis">
+  <w:style w:type="character" w:styleId="Emphasis">
     <w:name w:val="Emphasis"/>
-    <w:basedOn w:val="Fuentedeprrafopredeter"/>
+    <w:basedOn w:val="DefaultParagraphFont"/>
     <w:uiPriority w:val="20"/>
     <w:qFormat/>
     <w:rsid w:val="00AB39A2"/>
@@ -3776,7 +3681,7 @@
       <w:iCs/>
     </w:rPr>
   </w:style>
-  <w:style w:type="paragraph" w:styleId="Sinespaciado">
+  <w:style w:type="paragraph" w:styleId="NoSpacing">
     <w:name w:val="No Spacing"/>
     <w:uiPriority w:val="1"/>
     <w:qFormat/>
@@ -3785,11 +3690,11 @@
       <w:spacing w:after="0" w:line="240" w:lineRule="auto"/>
     </w:pPr>
   </w:style>
-  <w:style w:type="paragraph" w:styleId="Cita">
+  <w:style w:type="paragraph" w:styleId="Quote">
     <w:name w:val="Quote"/>
     <w:basedOn w:val="Normal"/>
     <w:next w:val="Normal"/>
-    <w:link w:val="CitaCar"/>
+    <w:link w:val="QuoteChar"/>
     <w:uiPriority w:val="29"/>
     <w:qFormat/>
     <w:rsid w:val="00AB39A2"/>
@@ -3803,10 +3708,10 @@
       <w:szCs w:val="24"/>
     </w:rPr>
   </w:style>
-  <w:style w:type="character" w:customStyle="1" w:styleId="CitaCar">
-    <w:name w:val="Cita Car"/>
-    <w:basedOn w:val="Fuentedeprrafopredeter"/>
-    <w:link w:val="Cita"/>
+  <w:style w:type="character" w:customStyle="1" w:styleId="QuoteChar">
+    <w:name w:val="Quote Char"/>
+    <w:basedOn w:val="DefaultParagraphFont"/>
+    <w:link w:val="Quote"/>
     <w:uiPriority w:val="29"/>
     <w:rsid w:val="00AB39A2"/>
     <w:rPr>
@@ -3815,11 +3720,11 @@
       <w:szCs w:val="24"/>
     </w:rPr>
   </w:style>
-  <w:style w:type="paragraph" w:styleId="Citadestacada">
+  <w:style w:type="paragraph" w:styleId="IntenseQuote">
     <w:name w:val="Intense Quote"/>
     <w:basedOn w:val="Normal"/>
     <w:next w:val="Normal"/>
-    <w:link w:val="CitadestacadaCar"/>
+    <w:link w:val="IntenseQuoteChar"/>
     <w:uiPriority w:val="30"/>
     <w:qFormat/>
     <w:rsid w:val="00AB39A2"/>
@@ -3836,10 +3741,10 @@
       <w:szCs w:val="32"/>
     </w:rPr>
   </w:style>
-  <w:style w:type="character" w:customStyle="1" w:styleId="CitadestacadaCar">
-    <w:name w:val="Cita destacada Car"/>
-    <w:basedOn w:val="Fuentedeprrafopredeter"/>
-    <w:link w:val="Citadestacada"/>
+  <w:style w:type="character" w:customStyle="1" w:styleId="IntenseQuoteChar">
+    <w:name w:val="Intense Quote Char"/>
+    <w:basedOn w:val="DefaultParagraphFont"/>
+    <w:link w:val="IntenseQuote"/>
     <w:uiPriority w:val="30"/>
     <w:rsid w:val="00AB39A2"/>
     <w:rPr>
@@ -3850,9 +3755,9 @@
       <w:szCs w:val="32"/>
     </w:rPr>
   </w:style>
-  <w:style w:type="character" w:styleId="nfasissutil">
+  <w:style w:type="character" w:styleId="SubtleEmphasis">
     <w:name w:val="Subtle Emphasis"/>
-    <w:basedOn w:val="Fuentedeprrafopredeter"/>
+    <w:basedOn w:val="DefaultParagraphFont"/>
     <w:uiPriority w:val="19"/>
     <w:qFormat/>
     <w:rsid w:val="00AB39A2"/>
@@ -3862,9 +3767,9 @@
       <w:color w:val="A3BDB2" w:themeColor="text1" w:themeTint="A6"/>
     </w:rPr>
   </w:style>
-  <w:style w:type="character" w:styleId="nfasisintenso">
+  <w:style w:type="character" w:styleId="IntenseEmphasis">
     <w:name w:val="Intense Emphasis"/>
-    <w:basedOn w:val="Fuentedeprrafopredeter"/>
+    <w:basedOn w:val="DefaultParagraphFont"/>
     <w:uiPriority w:val="21"/>
     <w:qFormat/>
     <w:rsid w:val="00AB39A2"/>
@@ -3875,9 +3780,9 @@
       <w:iCs/>
     </w:rPr>
   </w:style>
-  <w:style w:type="character" w:styleId="Referenciasutil">
+  <w:style w:type="character" w:styleId="SubtleReference">
     <w:name w:val="Subtle Reference"/>
-    <w:basedOn w:val="Fuentedeprrafopredeter"/>
+    <w:basedOn w:val="DefaultParagraphFont"/>
     <w:uiPriority w:val="31"/>
     <w:qFormat/>
     <w:rsid w:val="00AB39A2"/>
@@ -3888,9 +3793,9 @@
       <w:bdr w:val="none" w:sz="0" w:space="0" w:color="auto"/>
     </w:rPr>
   </w:style>
-  <w:style w:type="character" w:styleId="Referenciaintensa">
+  <w:style w:type="character" w:styleId="IntenseReference">
     <w:name w:val="Intense Reference"/>
-    <w:basedOn w:val="Fuentedeprrafopredeter"/>
+    <w:basedOn w:val="DefaultParagraphFont"/>
     <w:uiPriority w:val="32"/>
     <w:qFormat/>
     <w:rsid w:val="00AB39A2"/>
@@ -3902,9 +3807,9 @@
       <w:u w:val="single"/>
     </w:rPr>
   </w:style>
-  <w:style w:type="character" w:styleId="Ttulodellibro">
+  <w:style w:type="character" w:styleId="BookTitle">
     <w:name w:val="Book Title"/>
-    <w:basedOn w:val="Fuentedeprrafopredeter"/>
+    <w:basedOn w:val="DefaultParagraphFont"/>
     <w:uiPriority w:val="33"/>
     <w:qFormat/>
     <w:rsid w:val="00AB39A2"/>
@@ -3915,9 +3820,9 @@
       <w:spacing w:val="10"/>
     </w:rPr>
   </w:style>
-  <w:style w:type="paragraph" w:styleId="TtuloTDC">
+  <w:style w:type="paragraph" w:styleId="TOCHeading">
     <w:name w:val="TOC Heading"/>
-    <w:basedOn w:val="Ttulo1"/>
+    <w:basedOn w:val="Heading1"/>
     <w:next w:val="Normal"/>
     <w:uiPriority w:val="39"/>
     <w:unhideWhenUsed/>
@@ -3927,10 +3832,10 @@
       <w:outlineLvl w:val="9"/>
     </w:pPr>
   </w:style>
-  <w:style w:type="paragraph" w:styleId="Encabezado">
+  <w:style w:type="paragraph" w:styleId="Header">
     <w:name w:val="header"/>
     <w:basedOn w:val="Normal"/>
-    <w:link w:val="EncabezadoCar"/>
+    <w:link w:val="HeaderChar"/>
     <w:uiPriority w:val="99"/>
     <w:unhideWhenUsed/>
     <w:rsid w:val="00171F5E"/>
@@ -3942,17 +3847,17 @@
       <w:spacing w:after="0" w:line="240" w:lineRule="auto"/>
     </w:pPr>
   </w:style>
-  <w:style w:type="character" w:customStyle="1" w:styleId="EncabezadoCar">
-    <w:name w:val="Encabezado Car"/>
-    <w:basedOn w:val="Fuentedeprrafopredeter"/>
-    <w:link w:val="Encabezado"/>
+  <w:style w:type="character" w:customStyle="1" w:styleId="HeaderChar">
+    <w:name w:val="Header Char"/>
+    <w:basedOn w:val="DefaultParagraphFont"/>
+    <w:link w:val="Header"/>
     <w:uiPriority w:val="99"/>
     <w:rsid w:val="00171F5E"/>
   </w:style>
-  <w:style w:type="paragraph" w:styleId="Piedepgina">
+  <w:style w:type="paragraph" w:styleId="Footer">
     <w:name w:val="footer"/>
     <w:basedOn w:val="Normal"/>
-    <w:link w:val="PiedepginaCar"/>
+    <w:link w:val="FooterChar"/>
     <w:uiPriority w:val="99"/>
     <w:unhideWhenUsed/>
     <w:rsid w:val="00171F5E"/>
@@ -3964,14 +3869,14 @@
       <w:spacing w:after="0" w:line="240" w:lineRule="auto"/>
     </w:pPr>
   </w:style>
-  <w:style w:type="character" w:customStyle="1" w:styleId="PiedepginaCar">
-    <w:name w:val="Pie de página Car"/>
-    <w:basedOn w:val="Fuentedeprrafopredeter"/>
-    <w:link w:val="Piedepgina"/>
+  <w:style w:type="character" w:customStyle="1" w:styleId="FooterChar">
+    <w:name w:val="Footer Char"/>
+    <w:basedOn w:val="DefaultParagraphFont"/>
+    <w:link w:val="Footer"/>
     <w:uiPriority w:val="99"/>
     <w:rsid w:val="00171F5E"/>
   </w:style>
-  <w:style w:type="paragraph" w:styleId="TDC1">
+  <w:style w:type="paragraph" w:styleId="TOC1">
     <w:name w:val="toc 1"/>
     <w:basedOn w:val="Normal"/>
     <w:next w:val="Normal"/>
@@ -3983,7 +3888,7 @@
       <w:spacing w:after="100"/>
     </w:pPr>
   </w:style>
-  <w:style w:type="paragraph" w:styleId="TDC2">
+  <w:style w:type="paragraph" w:styleId="TOC2">
     <w:name w:val="toc 2"/>
     <w:basedOn w:val="Normal"/>
     <w:next w:val="Normal"/>
@@ -4000,7 +3905,7 @@
       <w:ind w:left="220"/>
     </w:pPr>
   </w:style>
-  <w:style w:type="paragraph" w:styleId="TDC3">
+  <w:style w:type="paragraph" w:styleId="TOC3">
     <w:name w:val="toc 3"/>
     <w:basedOn w:val="Normal"/>
     <w:next w:val="Normal"/>
@@ -4014,10 +3919,10 @@
       <w:ind w:left="440"/>
     </w:pPr>
   </w:style>
-  <w:style w:type="paragraph" w:styleId="Textonotapie">
+  <w:style w:type="paragraph" w:styleId="FootnoteText">
     <w:name w:val="footnote text"/>
     <w:basedOn w:val="Normal"/>
-    <w:link w:val="TextonotapieCar"/>
+    <w:link w:val="FootnoteTextChar"/>
     <w:uiPriority w:val="99"/>
     <w:semiHidden/>
     <w:unhideWhenUsed/>
@@ -4030,10 +3935,10 @@
       <w:szCs w:val="20"/>
     </w:rPr>
   </w:style>
-  <w:style w:type="character" w:customStyle="1" w:styleId="TextonotapieCar">
-    <w:name w:val="Texto nota pie Car"/>
-    <w:basedOn w:val="Fuentedeprrafopredeter"/>
-    <w:link w:val="Textonotapie"/>
+  <w:style w:type="character" w:customStyle="1" w:styleId="FootnoteTextChar">
+    <w:name w:val="Footnote Text Char"/>
+    <w:basedOn w:val="DefaultParagraphFont"/>
+    <w:link w:val="FootnoteText"/>
     <w:uiPriority w:val="99"/>
     <w:semiHidden/>
     <w:rsid w:val="00C81877"/>
@@ -4042,10 +3947,10 @@
       <w:szCs w:val="20"/>
     </w:rPr>
   </w:style>
-  <w:style w:type="paragraph" w:styleId="Textocomentario">
+  <w:style w:type="paragraph" w:styleId="CommentText">
     <w:name w:val="annotation text"/>
     <w:basedOn w:val="Normal"/>
-    <w:link w:val="TextocomentarioCar"/>
+    <w:link w:val="CommentTextChar"/>
     <w:uiPriority w:val="99"/>
     <w:semiHidden/>
     <w:unhideWhenUsed/>
@@ -4062,10 +3967,10 @@
       <w:lang w:val="en-US"/>
     </w:rPr>
   </w:style>
-  <w:style w:type="character" w:customStyle="1" w:styleId="TextocomentarioCar">
-    <w:name w:val="Texto comentario Car"/>
-    <w:basedOn w:val="Fuentedeprrafopredeter"/>
-    <w:link w:val="Textocomentario"/>
+  <w:style w:type="character" w:customStyle="1" w:styleId="CommentTextChar">
+    <w:name w:val="Comment Text Char"/>
+    <w:basedOn w:val="DefaultParagraphFont"/>
+    <w:link w:val="CommentText"/>
     <w:uiPriority w:val="99"/>
     <w:semiHidden/>
     <w:rsid w:val="00C81877"/>
@@ -4076,7 +3981,7 @@
       <w:lang w:val="en-US"/>
     </w:rPr>
   </w:style>
-  <w:style w:type="character" w:styleId="Refdenotaalpie">
+  <w:style w:type="character" w:styleId="FootnoteReference">
     <w:name w:val="footnote reference"/>
     <w:uiPriority w:val="99"/>
     <w:semiHidden/>
@@ -4086,9 +3991,9 @@
       <w:vertAlign w:val="superscript"/>
     </w:rPr>
   </w:style>
-  <w:style w:type="character" w:styleId="Refdecomentario">
+  <w:style w:type="character" w:styleId="CommentReference">
     <w:name w:val="annotation reference"/>
-    <w:basedOn w:val="Fuentedeprrafopredeter"/>
+    <w:basedOn w:val="DefaultParagraphFont"/>
     <w:uiPriority w:val="99"/>
     <w:semiHidden/>
     <w:unhideWhenUsed/>
@@ -4098,9 +4003,9 @@
       <w:szCs w:val="16"/>
     </w:rPr>
   </w:style>
-  <w:style w:type="character" w:styleId="Hipervnculo">
+  <w:style w:type="character" w:styleId="Hyperlink">
     <w:name w:val="Hyperlink"/>
-    <w:basedOn w:val="Fuentedeprrafopredeter"/>
+    <w:basedOn w:val="DefaultParagraphFont"/>
     <w:uiPriority w:val="99"/>
     <w:unhideWhenUsed/>
     <w:rsid w:val="00C81877"/>
@@ -4109,9 +4014,9 @@
       <w:u w:val="single"/>
     </w:rPr>
   </w:style>
-  <w:style w:type="character" w:styleId="Mencinsinresolver">
+  <w:style w:type="character" w:styleId="UnresolvedMention">
     <w:name w:val="Unresolved Mention"/>
-    <w:basedOn w:val="Fuentedeprrafopredeter"/>
+    <w:basedOn w:val="DefaultParagraphFont"/>
     <w:uiPriority w:val="99"/>
     <w:semiHidden/>
     <w:unhideWhenUsed/>
@@ -4121,9 +4026,9 @@
       <w:shd w:val="clear" w:color="auto" w:fill="E1DFDD"/>
     </w:rPr>
   </w:style>
-  <w:style w:type="table" w:styleId="Tablaconcuadrcula">
+  <w:style w:type="table" w:styleId="TableGrid">
     <w:name w:val="Table Grid"/>
-    <w:basedOn w:val="Tablanormal"/>
+    <w:basedOn w:val="TableNormal"/>
     <w:uiPriority w:val="39"/>
     <w:rsid w:val="00292DEB"/>
     <w:pPr>
@@ -4147,7 +4052,7 @@
       </w:tblBorders>
     </w:tblPr>
   </w:style>
-  <w:style w:type="paragraph" w:styleId="Tabladeilustraciones">
+  <w:style w:type="paragraph" w:styleId="TableofFigures">
     <w:name w:val="table of figures"/>
     <w:basedOn w:val="Normal"/>
     <w:next w:val="Normal"/>
@@ -4165,10 +4070,10 @@
       <w:lang w:val="en-US"/>
     </w:rPr>
   </w:style>
-  <w:style w:type="character" w:customStyle="1" w:styleId="DescripcinCar">
-    <w:name w:val="Descripción Car"/>
-    <w:basedOn w:val="Fuentedeprrafopredeter"/>
-    <w:link w:val="Descripcin"/>
+  <w:style w:type="character" w:customStyle="1" w:styleId="CaptionChar">
+    <w:name w:val="Caption Char"/>
+    <w:basedOn w:val="DefaultParagraphFont"/>
+    <w:link w:val="Caption"/>
     <w:locked/>
     <w:rsid w:val="00CE62B2"/>
     <w:rPr>
@@ -4178,11 +4083,11 @@
       <w:color w:val="739A8A" w:themeColor="text2"/>
     </w:rPr>
   </w:style>
-  <w:style w:type="paragraph" w:styleId="Subttulo">
+  <w:style w:type="paragraph" w:styleId="Subtitle">
     <w:name w:val="Subtitle"/>
     <w:basedOn w:val="Normal"/>
     <w:next w:val="Normal"/>
-    <w:link w:val="SubttuloCar"/>
+    <w:link w:val="SubtitleChar"/>
     <w:uiPriority w:val="11"/>
     <w:qFormat/>
     <w:pPr>
@@ -4197,7 +4102,7 @@
     </w:rPr>
   </w:style>
   <w:style w:type="table" w:customStyle="1" w:styleId="a">
-    <w:basedOn w:val="Tablanormal"/>
+    <w:basedOn w:val="TableNormal"/>
     <w:pPr>
       <w:spacing w:after="0" w:line="240" w:lineRule="auto"/>
     </w:pPr>
@@ -4213,7 +4118,7 @@
     </w:tblPr>
   </w:style>
   <w:style w:type="table" w:customStyle="1" w:styleId="a0">
-    <w:basedOn w:val="Tablanormal"/>
+    <w:basedOn w:val="TableNormal"/>
     <w:pPr>
       <w:spacing w:after="0" w:line="240" w:lineRule="auto"/>
     </w:pPr>
@@ -4229,7 +4134,7 @@
     </w:tblPr>
   </w:style>
   <w:style w:type="table" w:customStyle="1" w:styleId="a1">
-    <w:basedOn w:val="Tablanormal"/>
+    <w:basedOn w:val="TableNormal"/>
     <w:pPr>
       <w:spacing w:after="0" w:line="240" w:lineRule="auto"/>
     </w:pPr>
@@ -4449,28 +4354,28 @@
 </file>
 
 <file path=customXml/item1.xml><?xml version="1.0" encoding="utf-8"?>
+<b:Sources xmlns:b="http://schemas.openxmlformats.org/officeDocument/2006/bibliography" xmlns="http://schemas.openxmlformats.org/officeDocument/2006/bibliography" SelectedStyle="\APASixthEditionOfficeOnline.xsl" StyleName="APA" Version="6"/>
+</file>
+
+<file path=customXml/item2.xml><?xml version="1.0" encoding="utf-8"?>
 <go:gDocsCustomXmlDataStorage xmlns:go="http://customooxmlschemas.google.com/" xmlns:r="http://schemas.openxmlformats.org/officeDocument/2006/relationships" uri="GoogleDocsCustomDataVersion2">
   <go:docsCustomData xmlns:go="http://customooxmlschemas.google.com/" roundtripDataSignature="AMtx7mjfZHdsiCvpFOesiH+c3zMFCQ6GYw==">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</go:docsCustomData>
 </go:gDocsCustomXmlDataStorage>
 </file>
 
-<file path=customXml/item2.xml><?xml version="1.0" encoding="utf-8"?>
-<b:Sources xmlns:b="http://schemas.openxmlformats.org/officeDocument/2006/bibliography" xmlns="http://schemas.openxmlformats.org/officeDocument/2006/bibliography" SelectedStyle="\APASixthEditionOfficeOnline.xsl" StyleName="APA" Version="6"/>
+<file path=customXml/itemProps1.xml><?xml version="1.0" encoding="utf-8"?>
+<ds:datastoreItem xmlns:ds="http://schemas.openxmlformats.org/officeDocument/2006/customXml" ds:itemID="{F2C6ED9E-18BB-4E8C-9B45-9DE9ABC600F0}">
+  <ds:schemaRefs>
+    <ds:schemaRef ds:uri="http://schemas.openxmlformats.org/officeDocument/2006/bibliography"/>
+  </ds:schemaRefs>
+</ds:datastoreItem>
 </file>
 
-<file path=customXml/itemProps1.xml><?xml version="1.0" encoding="utf-8"?>
+<file path=customXml/itemProps2.xml><?xml version="1.0" encoding="utf-8"?>
 <ds:datastoreItem xmlns:ds="http://schemas.openxmlformats.org/officeDocument/2006/customXml" ds:itemID="{11111111-1234-1234-1234-123412341234}">
   <ds:schemaRefs>
     <ds:schemaRef ds:uri="http://customooxmlschemas.google.com/"/>
     <ds:schemaRef ds:uri="http://schemas.openxmlformats.org/officeDocument/2006/relationships"/>
   </ds:schemaRefs>
 </ds:datastoreItem>
-</file>
-
-<file path=customXml/itemProps2.xml><?xml version="1.0" encoding="utf-8"?>
-<ds:datastoreItem xmlns:ds="http://schemas.openxmlformats.org/officeDocument/2006/customXml" ds:itemID="{F2C6ED9E-18BB-4E8C-9B45-9DE9ABC600F0}">
-  <ds:schemaRefs>
-    <ds:schemaRef ds:uri="http://schemas.openxmlformats.org/officeDocument/2006/bibliography"/>
-  </ds:schemaRefs>
-</ds:datastoreItem>
 </file>